--- a/docs/word/agh-signal-全套文档.docx
+++ b/docs/word/agh-signal-全套文档.docx
@@ -15,21 +15,62 @@
         <w:spacing w:before="40" w:after="80"/>
       </w:pPr>
       <w:r>
-        <w:t xml:space="preserve">2026 江苏省 AI+科学与工程创新实践黑客松（高校组）参赛项目工程骨架。</w:t>
-      </w:r>
-    </w:p>
-    <w:p>
-      <w:pPr>
-        <w:spacing w:before="40" w:after="80"/>
-      </w:pPr>
-      <w:r>
-        <w:t xml:space="preserve">一句话定位：</w:t>
-      </w:r>
+        <w:t xml:space="preserve">2026 江苏省 AI+科学与工程创新实践黑客松（高校组）参赛作品。</w:t>
+      </w:r>
+    </w:p>
+    <w:p>
+      <w:pPr>
+        <w:spacing w:before="40" w:after="80"/>
+      </w:pPr>
+      <w:r>
+        <w:t xml:space="preserve">主赛道 B（数学计算与科研智能体）· 具体方向 B4（科研 Agent 与 Harness 工程）+ D4（环境能源与城市系统）</w:t>
+      </w:r>
+    </w:p>
+    <w:p>
+      <w:pPr>
+        <w:pStyle w:val="Quote"/>
+      </w:pPr>
       <w:r>
         <w:rPr>
           <w:b/>
         </w:rPr>
-        <w:t xml:space="preserve">用 AGH 编排"仿真调用—参数寻优—边界工况验证—异常重试"闭环，把路口信号配时的寻优与验证从人工数小时压缩到秒级，并自动产出可复现的验证报告。</w:t>
+        <w:t xml:space="preserve">一句话</w:t>
+      </w:r>
+      <w:r>
+        <w:t xml:space="preserve">：用 Agnes Harness（AGH）编排"仿真调用 → 参数寻优 → 边界工况验证 → 异常重试"的智能体闭环，</w:t>
+      </w:r>
+    </w:p>
+    <w:p>
+      <w:pPr>
+        <w:pStyle w:val="Quote"/>
+      </w:pPr>
+      <w:r>
+        <w:t xml:space="preserve">把路口信号配时的寻优与验证从人工数小时压缩到秒级，并自动产出可复现的验证报告。</w:t>
+      </w:r>
+    </w:p>
+    <w:p>
+      <w:pPr>
+        <w:spacing w:before="40" w:after="80"/>
+      </w:pPr>
+      <w:r>
+        <w:t xml:space="preserve">环境要求：</w:t>
+      </w:r>
+      <w:r>
+        <w:rPr>
+          <w:b/>
+        </w:rPr>
+        <w:t xml:space="preserve">Node.js ≥ 24.10</w:t>
+      </w:r>
+      <w:r>
+        <w:t xml:space="preserve">（无第三方依赖、无需联网、无需安装仿真软件即可跑通主流程）。</w:t>
+      </w:r>
+    </w:p>
+    <w:p>
+      <w:pPr>
+        <w:spacing w:before="60" w:after="60"/>
+      </w:pPr>
+      <w:r>
+        <w:t xml:space="preserve"/>
       </w:r>
     </w:p>
     <w:p>
@@ -37,7 +78,1452 @@
         <w:pStyle w:val="Heading2"/>
       </w:pPr>
       <w:r>
-        <w:t xml:space="preserve">为什么这个选题</w:t>
+        <w:t xml:space="preserve">一、30 秒复现（评审快速核对）</w:t>
+      </w:r>
+    </w:p>
+    <w:p>
+      <w:pPr>
+        <w:pStyle w:val="Code"/>
+        <w:shd w:val="clear" w:color="auto" w:fill="F5F5F5"/>
+      </w:pPr>
+      <w:r>
+        <w:rPr>
+          <w:rFonts w:ascii="Consolas" w:hAnsi="Consolas" w:eastAsia="Microsoft YaHei"/>
+        </w:rPr>
+        <w:t xml:space="preserve">git clone https://github.com/Jerry-Yinsy/agh-signal.git</w:t>
+      </w:r>
+    </w:p>
+    <w:p>
+      <w:pPr>
+        <w:pStyle w:val="Code"/>
+        <w:shd w:val="clear" w:color="auto" w:fill="F5F5F5"/>
+      </w:pPr>
+      <w:r>
+        <w:rPr>
+          <w:rFonts w:ascii="Consolas" w:hAnsi="Consolas" w:eastAsia="Microsoft YaHei"/>
+        </w:rPr>
+        <w:t xml:space="preserve">cd agh-signal</w:t>
+      </w:r>
+    </w:p>
+    <w:p>
+      <w:pPr>
+        <w:pStyle w:val="Code"/>
+        <w:shd w:val="clear" w:color="auto" w:fill="F5F5F5"/>
+      </w:pPr>
+      <w:r>
+        <w:rPr>
+          <w:rFonts w:ascii="Consolas" w:hAnsi="Consolas" w:eastAsia="Microsoft YaHei"/>
+        </w:rPr>
+        <w:t xml:space="preserve">node --version                 # 需 &gt;= 24.10</w:t>
+      </w:r>
+    </w:p>
+    <w:p>
+      <w:pPr>
+        <w:pStyle w:val="Code"/>
+        <w:shd w:val="clear" w:color="auto" w:fill="F5F5F5"/>
+      </w:pPr>
+      <w:r>
+        <w:rPr>
+          <w:rFonts w:ascii="Consolas" w:hAnsi="Consolas" w:eastAsia="Microsoft YaHei"/>
+        </w:rPr>
+        <w:t xml:space="preserve"> </w:t>
+      </w:r>
+    </w:p>
+    <w:p>
+      <w:pPr>
+        <w:pStyle w:val="Code"/>
+        <w:shd w:val="clear" w:color="auto" w:fill="F5F5F5"/>
+      </w:pPr>
+      <w:r>
+        <w:rPr>
+          <w:rFonts w:ascii="Consolas" w:hAnsi="Consolas" w:eastAsia="Microsoft YaHei"/>
+        </w:rPr>
+        <w:t xml:space="preserve">node src/cli.mjs selfcheck                 # 六个工况的最优配时一览</w:t>
+      </w:r>
+    </w:p>
+    <w:p>
+      <w:pPr>
+        <w:pStyle w:val="Code"/>
+        <w:shd w:val="clear" w:color="auto" w:fill="F5F5F5"/>
+      </w:pPr>
+      <w:r>
+        <w:rPr>
+          <w:rFonts w:ascii="Consolas" w:hAnsi="Consolas" w:eastAsia="Microsoft YaHei"/>
+        </w:rPr>
+        <w:t xml:space="preserve">node src/cli.mjs report --scenario normal  # 生成报告 + 验证证据</w:t>
+      </w:r>
+    </w:p>
+    <w:p>
+      <w:pPr>
+        <w:pStyle w:val="Code"/>
+        <w:shd w:val="clear" w:color="auto" w:fill="F5F5F5"/>
+      </w:pPr>
+      <w:r>
+        <w:rPr>
+          <w:rFonts w:ascii="Consolas" w:hAnsi="Consolas" w:eastAsia="Microsoft YaHei"/>
+        </w:rPr>
+        <w:t xml:space="preserve">node tools/plugin-selftest.mjs             # AGH 插件免模型自检</w:t>
+      </w:r>
+    </w:p>
+    <w:p>
+      <w:pPr>
+        <w:spacing w:after="60"/>
+      </w:pPr>
+      <w:r>
+        <w:t xml:space="preserve"/>
+      </w:r>
+    </w:p>
+    <w:p>
+      <w:pPr>
+        <w:spacing w:before="40" w:after="80"/>
+      </w:pPr>
+      <w:r>
+        <w:t xml:space="preserve">期望结果（与本仓库 </w:t>
+      </w:r>
+      <w:r>
+        <w:rPr>
+          <w:rFonts w:ascii="Consolas" w:hAnsi="Consolas" w:eastAsia="Microsoft YaHei"/>
+        </w:rPr>
+        <w:t xml:space="preserve">artifacts/</w:t>
+      </w:r>
+      <w:r>
+        <w:t xml:space="preserve"> 中已提交的产物一致）：</w:t>
+      </w:r>
+    </w:p>
+    <w:tbl>
+      <w:tblPr>
+        <w:tblStyle w:val="TableGrid"/>
+        <w:tblW w:w="9000" w:type="dxa"/>
+        <w:tblBorders>
+          <w:top w:val="single" w:sz="4" w:space="0" w:color="BFBFBF"/>
+          <w:left w:val="single" w:sz="4" w:space="0" w:color="BFBFBF"/>
+          <w:bottom w:val="single" w:sz="4" w:space="0" w:color="BFBFBF"/>
+          <w:right w:val="single" w:sz="4" w:space="0" w:color="BFBFBF"/>
+          <w:insideH w:val="single" w:sz="4" w:space="0" w:color="BFBFBF"/>
+          <w:insideV w:val="single" w:sz="4" w:space="0" w:color="BFBFBF"/>
+        </w:tblBorders>
+        <w:tblLayout w:type="fixed"/>
+      </w:tblPr>
+      <w:tblGrid>
+        <w:gridCol w:w="4500"/>
+        <w:gridCol w:w="4500"/>
+      </w:tblGrid>
+      <w:tr>
+        <w:tc>
+          <w:tcPr>
+            <w:tcW w:w="4500" w:type="dxa"/>
+            <w:shd w:val="clear" w:color="auto" w:fill="F2F2F2"/>
+            <w:vAlign w:val="center"/>
+          </w:tcPr>
+          <w:p>
+            <w:pPr>
+              <w:spacing w:before="20" w:after="20"/>
+            </w:pPr>
+            <w:r>
+              <w:rPr>
+                <w:b/>
+              </w:rPr>
+              <w:t xml:space="preserve">命令</w:t>
+            </w:r>
+          </w:p>
+        </w:tc>
+        <w:tc>
+          <w:tcPr>
+            <w:tcW w:w="4500" w:type="dxa"/>
+            <w:shd w:val="clear" w:color="auto" w:fill="F2F2F2"/>
+            <w:vAlign w:val="center"/>
+          </w:tcPr>
+          <w:p>
+            <w:pPr>
+              <w:spacing w:before="20" w:after="20"/>
+            </w:pPr>
+            <w:r>
+              <w:rPr>
+                <w:b/>
+              </w:rPr>
+              <w:t xml:space="preserve">期望输出</w:t>
+            </w:r>
+          </w:p>
+        </w:tc>
+      </w:tr>
+      <w:tr>
+        <w:tc>
+          <w:tcPr>
+            <w:tcW w:w="4500" w:type="dxa"/>
+            <w:vAlign w:val="center"/>
+          </w:tcPr>
+          <w:p>
+            <w:pPr>
+              <w:spacing w:before="20" w:after="20"/>
+            </w:pPr>
+            <w:r>
+              <w:rPr>
+                <w:rFonts w:ascii="Consolas" w:hAnsi="Consolas" w:eastAsia="Microsoft YaHei"/>
+              </w:rPr>
+              <w:t xml:space="preserve">selfcheck</w:t>
+            </w:r>
+          </w:p>
+        </w:tc>
+        <w:tc>
+          <w:tcPr>
+            <w:tcW w:w="4500" w:type="dxa"/>
+            <w:vAlign w:val="center"/>
+          </w:tcPr>
+          <w:p>
+            <w:pPr>
+              <w:spacing w:before="20" w:after="20"/>
+            </w:pPr>
+            <w:r>
+              <w:t xml:space="preserve">6 个工况：normal/peak/skew/heavy/incident 可行，oversaturated 不可行（可行方案数 0）</w:t>
+            </w:r>
+          </w:p>
+        </w:tc>
+      </w:tr>
+      <w:tr>
+        <w:tc>
+          <w:tcPr>
+            <w:tcW w:w="4500" w:type="dxa"/>
+            <w:vAlign w:val="center"/>
+          </w:tcPr>
+          <w:p>
+            <w:pPr>
+              <w:spacing w:before="20" w:after="20"/>
+            </w:pPr>
+            <w:r>
+              <w:rPr>
+                <w:rFonts w:ascii="Consolas" w:hAnsi="Consolas" w:eastAsia="Microsoft YaHei"/>
+              </w:rPr>
+              <w:t xml:space="preserve">report</w:t>
+            </w:r>
+          </w:p>
+        </w:tc>
+        <w:tc>
+          <w:tcPr>
+            <w:tcW w:w="4500" w:type="dxa"/>
+            <w:vAlign w:val="center"/>
+          </w:tcPr>
+          <w:p>
+            <w:pPr>
+              <w:spacing w:before="20" w:after="20"/>
+            </w:pPr>
+            <w:r>
+              <w:t xml:space="preserve">生成 </w:t>
+            </w:r>
+            <w:r>
+              <w:rPr>
+                <w:rFonts w:ascii="Consolas" w:hAnsi="Consolas" w:eastAsia="Microsoft YaHei"/>
+              </w:rPr>
+              <w:t xml:space="preserve">artifacts/report-normal.md</w:t>
+            </w:r>
+            <w:r>
+              <w:t xml:space="preserve"> 与 </w:t>
+            </w:r>
+            <w:r>
+              <w:rPr>
+                <w:rFonts w:ascii="Consolas" w:hAnsi="Consolas" w:eastAsia="Microsoft YaHei"/>
+              </w:rPr>
+              <w:t xml:space="preserve">artifacts/verification.md</w:t>
+            </w:r>
+            <w:r>
+              <w:t xml:space="preserve">；normal 车均延误 </w:t>
+            </w:r>
+            <w:r>
+              <w:rPr>
+                <w:b/>
+              </w:rPr>
+              <w:t xml:space="preserve">16.70s</w:t>
+            </w:r>
+            <w:r>
+              <w:t xml:space="preserve">、评估 </w:t>
+            </w:r>
+            <w:r>
+              <w:rPr>
+                <w:b/>
+              </w:rPr>
+              <w:t xml:space="preserve">835</w:t>
+            </w:r>
+            <w:r>
+              <w:t xml:space="preserve"> 个可行方案、较现状固定配时 </w:t>
+            </w:r>
+            <w:r>
+              <w:rPr>
+                <w:b/>
+              </w:rPr>
+              <w:t xml:space="preserve">−24.16%</w:t>
+            </w:r>
+          </w:p>
+        </w:tc>
+      </w:tr>
+      <w:tr>
+        <w:tc>
+          <w:tcPr>
+            <w:tcW w:w="4500" w:type="dxa"/>
+            <w:vAlign w:val="center"/>
+          </w:tcPr>
+          <w:p>
+            <w:pPr>
+              <w:spacing w:before="20" w:after="20"/>
+            </w:pPr>
+            <w:r>
+              <w:rPr>
+                <w:rFonts w:ascii="Consolas" w:hAnsi="Consolas" w:eastAsia="Microsoft YaHei"/>
+              </w:rPr>
+              <w:t xml:space="preserve">plugin-selftest</w:t>
+            </w:r>
+          </w:p>
+        </w:tc>
+        <w:tc>
+          <w:tcPr>
+            <w:tcW w:w="4500" w:type="dxa"/>
+            <w:vAlign w:val="center"/>
+          </w:tcPr>
+          <w:p>
+            <w:pPr>
+              <w:spacing w:before="20" w:after="20"/>
+            </w:pPr>
+            <w:r>
+              <w:rPr>
+                <w:rFonts w:ascii="Consolas" w:hAnsi="Consolas" w:eastAsia="Microsoft YaHei"/>
+              </w:rPr>
+              <w:t xml:space="preserve">"status": "ok"</w:t>
+            </w:r>
+            <w:r>
+              <w:t xml:space="preserve">，列出 5 个 </w:t>
+            </w:r>
+            <w:r>
+              <w:rPr>
+                <w:rFonts w:ascii="Consolas" w:hAnsi="Consolas" w:eastAsia="Microsoft YaHei"/>
+              </w:rPr>
+              <w:t xml:space="preserve">traffic_*</w:t>
+            </w:r>
+            <w:r>
+              <w:t xml:space="preserve"> 工具</w:t>
+            </w:r>
+          </w:p>
+        </w:tc>
+      </w:tr>
+    </w:tbl>
+    <w:p>
+      <w:pPr>
+        <w:spacing w:before="0" w:after="80"/>
+      </w:pPr>
+      <w:r>
+        <w:t xml:space="preserve"/>
+      </w:r>
+    </w:p>
+    <w:p>
+      <w:pPr>
+        <w:spacing w:before="40" w:after="80"/>
+      </w:pPr>
+      <w:r>
+        <w:t xml:space="preserve">复现性：所有随机的部分都由 </w:t>
+      </w:r>
+      <w:r>
+        <w:rPr>
+          <w:rFonts w:ascii="Consolas" w:hAnsi="Consolas" w:eastAsia="Microsoft YaHei"/>
+        </w:rPr>
+        <w:t xml:space="preserve">configs/scenarios.json</w:t>
+      </w:r>
+      <w:r>
+        <w:t xml:space="preserve"> 里的 </w:t>
+      </w:r>
+      <w:r>
+        <w:rPr>
+          <w:rFonts w:ascii="Consolas" w:hAnsi="Consolas" w:eastAsia="Microsoft YaHei"/>
+        </w:rPr>
+        <w:t xml:space="preserve">seed</w:t>
+      </w:r>
+      <w:r>
+        <w:t xml:space="preserve"> 固定（默认 </w:t>
+      </w:r>
+      <w:r>
+        <w:rPr>
+          <w:rFonts w:ascii="Consolas" w:hAnsi="Consolas" w:eastAsia="Microsoft YaHei"/>
+        </w:rPr>
+        <w:t xml:space="preserve">20261005</w:t>
+      </w:r>
+      <w:r>
+        <w:t xml:space="preserve">），</w:t>
+      </w:r>
+    </w:p>
+    <w:p>
+      <w:pPr>
+        <w:spacing w:before="40" w:after="80"/>
+      </w:pPr>
+      <w:r>
+        <w:t xml:space="preserve">同一命令、同一 seed、同一 Node 大版本，结果应逐字节一致。</w:t>
+      </w:r>
+    </w:p>
+    <w:p>
+      <w:pPr>
+        <w:spacing w:before="60" w:after="60"/>
+      </w:pPr>
+      <w:r>
+        <w:t xml:space="preserve"/>
+      </w:r>
+    </w:p>
+    <w:p>
+      <w:pPr>
+        <w:pStyle w:val="Heading2"/>
+      </w:pPr>
+      <w:r>
+        <w:t xml:space="preserve">二、问题 → 方法 → 结果</w:t>
+      </w:r>
+    </w:p>
+    <w:p>
+      <w:pPr>
+        <w:spacing w:before="40" w:after="80"/>
+      </w:pPr>
+      <w:r>
+        <w:rPr>
+          <w:b/>
+        </w:rPr>
+        <w:t xml:space="preserve">问题</w:t>
+      </w:r>
+      <w:r>
+        <w:t xml:space="preserve">：路口信号配时通常靠工程师手工试算，一轮几十分钟，而且往往只验证"正常工况"；</w:t>
+      </w:r>
+    </w:p>
+    <w:p>
+      <w:pPr>
+        <w:spacing w:before="40" w:after="80"/>
+      </w:pPr>
+      <w:r>
+        <w:t xml:space="preserve">真正会出事的是高峰、潮汐偏斜、事故降容这些边界工况。作品要求"可执行、可验证"，纯概念与界面原型不被接受。</w:t>
+      </w:r>
+    </w:p>
+    <w:p>
+      <w:pPr>
+        <w:spacing w:before="40" w:after="80"/>
+      </w:pPr>
+      <w:r>
+        <w:rPr>
+          <w:b/>
+        </w:rPr>
+        <w:t xml:space="preserve">方法</w:t>
+      </w:r>
+      <w:r>
+        <w:t xml:space="preserve">：把"配时好不好"变成机器可调用的工具，再让 AGH 上的智能体驱动它闭环：</w:t>
+      </w:r>
+    </w:p>
+    <w:p>
+      <w:pPr>
+        <w:ind w:left="360"/>
+        <w:spacing w:before="20" w:after="20"/>
+      </w:pPr>
+      <w:r>
+        <w:t xml:space="preserve">1. 确定性分析模型（Webster 延误 + 通行能力 + 饱和度 + 排队 + 停车率）做毫秒级快速筛选；</w:t>
+      </w:r>
+    </w:p>
+    <w:p>
+      <w:pPr>
+        <w:ind w:left="360"/>
+        <w:spacing w:before="20" w:after="20"/>
+      </w:pPr>
+      <w:r>
+        <w:t xml:space="preserve">2. 网格穷举设计空间（周期 60–160s × 绿灯分配），单工况评估 200–900 个可行方案，即为全局最优；</w:t>
+      </w:r>
+    </w:p>
+    <w:p>
+      <w:pPr>
+        <w:ind w:left="360"/>
+        <w:spacing w:before="20" w:after="20"/>
+      </w:pPr>
+      <w:r>
+        <w:t xml:space="preserve">3. 与两个基线对照（现状固定配时 90s、Webster 经典公式），并给出效率/公平性 Pareto 前沿；</w:t>
+      </w:r>
+    </w:p>
+    <w:p>
+      <w:pPr>
+        <w:ind w:left="360"/>
+        <w:spacing w:before="20" w:after="20"/>
+      </w:pPr>
+      <w:r>
+        <w:t xml:space="preserve">4. 边界工况批量复核：不可行时</w:t>
+      </w:r>
+      <w:r>
+        <w:rPr>
+          <w:b/>
+        </w:rPr>
+        <w:t xml:space="preserve">显式拒绝并给出降级建议</w:t>
+      </w:r>
+      <w:r>
+        <w:t xml:space="preserve">，绝不输出"看起来能跑"的坏方案；</w:t>
+      </w:r>
+    </w:p>
+    <w:p>
+      <w:pPr>
+        <w:ind w:left="360"/>
+        <w:spacing w:before="20" w:after="20"/>
+      </w:pPr>
+      <w:r>
+        <w:t xml:space="preserve">5. 可选：用 SUMO 微观仿真对最终方案做独立交叉验证（见 </w:t>
+      </w:r>
+      <w:r>
+        <w:rPr>
+          <w:rFonts w:ascii="Consolas" w:hAnsi="Consolas" w:eastAsia="Microsoft YaHei"/>
+        </w:rPr>
+        <w:t xml:space="preserve">docs/03-SUMO接入步骤.md</w:t>
+      </w:r>
+      <w:r>
+        <w:t xml:space="preserve">）。</w:t>
+      </w:r>
+    </w:p>
+    <w:p>
+      <w:pPr>
+        <w:spacing w:before="40" w:after="80"/>
+      </w:pPr>
+      <w:r>
+        <w:rPr>
+          <w:b/>
+        </w:rPr>
+        <w:t xml:space="preserve">结果</w:t>
+      </w:r>
+      <w:r>
+        <w:t xml:space="preserve">：</w:t>
+      </w:r>
+    </w:p>
+    <w:tbl>
+      <w:tblPr>
+        <w:tblStyle w:val="TableGrid"/>
+        <w:tblW w:w="9000" w:type="dxa"/>
+        <w:tblBorders>
+          <w:top w:val="single" w:sz="4" w:space="0" w:color="BFBFBF"/>
+          <w:left w:val="single" w:sz="4" w:space="0" w:color="BFBFBF"/>
+          <w:bottom w:val="single" w:sz="4" w:space="0" w:color="BFBFBF"/>
+          <w:right w:val="single" w:sz="4" w:space="0" w:color="BFBFBF"/>
+          <w:insideH w:val="single" w:sz="4" w:space="0" w:color="BFBFBF"/>
+          <w:insideV w:val="single" w:sz="4" w:space="0" w:color="BFBFBF"/>
+        </w:tblBorders>
+        <w:tblLayout w:type="fixed"/>
+      </w:tblPr>
+      <w:tblGrid>
+        <w:gridCol w:w="4500"/>
+        <w:gridCol w:w="4500"/>
+      </w:tblGrid>
+      <w:tr>
+        <w:tc>
+          <w:tcPr>
+            <w:tcW w:w="4500" w:type="dxa"/>
+            <w:shd w:val="clear" w:color="auto" w:fill="F2F2F2"/>
+            <w:vAlign w:val="center"/>
+          </w:tcPr>
+          <w:p>
+            <w:pPr>
+              <w:spacing w:before="20" w:after="20"/>
+            </w:pPr>
+            <w:r>
+              <w:rPr>
+                <w:b/>
+              </w:rPr>
+              <w:t xml:space="preserve">工况</w:t>
+            </w:r>
+          </w:p>
+        </w:tc>
+        <w:tc>
+          <w:tcPr>
+            <w:tcW w:w="4500" w:type="dxa"/>
+            <w:shd w:val="clear" w:color="auto" w:fill="F2F2F2"/>
+            <w:vAlign w:val="center"/>
+          </w:tcPr>
+          <w:p>
+            <w:pPr>
+              <w:spacing w:before="20" w:after="20"/>
+            </w:pPr>
+            <w:r>
+              <w:rPr>
+                <w:b/>
+              </w:rPr>
+              <w:t xml:space="preserve">结论</w:t>
+            </w:r>
+          </w:p>
+        </w:tc>
+      </w:tr>
+      <w:tr>
+        <w:tc>
+          <w:tcPr>
+            <w:tcW w:w="4500" w:type="dxa"/>
+            <w:vAlign w:val="center"/>
+          </w:tcPr>
+          <w:p>
+            <w:pPr>
+              <w:spacing w:before="20" w:after="20"/>
+            </w:pPr>
+            <w:r>
+              <w:t xml:space="preserve">normal（2580 veh/h）</w:t>
+            </w:r>
+          </w:p>
+        </w:tc>
+        <w:tc>
+          <w:tcPr>
+            <w:tcW w:w="4500" w:type="dxa"/>
+            <w:vAlign w:val="center"/>
+          </w:tcPr>
+          <w:p>
+            <w:pPr>
+              <w:spacing w:before="20" w:after="20"/>
+            </w:pPr>
+            <w:r>
+              <w:t xml:space="preserve">车均延误 22.02s → </w:t>
+            </w:r>
+            <w:r>
+              <w:rPr>
+                <w:b/>
+              </w:rPr>
+              <w:t xml:space="preserve">16.70s（−24.16%）</w:t>
+            </w:r>
+            <w:r>
+              <w:t xml:space="preserve">，总延误 −3.81 veh·h/h，最大饱和度 0.693</w:t>
+            </w:r>
+          </w:p>
+        </w:tc>
+      </w:tr>
+      <w:tr>
+        <w:tc>
+          <w:tcPr>
+            <w:tcW w:w="4500" w:type="dxa"/>
+            <w:vAlign w:val="center"/>
+          </w:tcPr>
+          <w:p>
+            <w:pPr>
+              <w:spacing w:before="20" w:after="20"/>
+            </w:pPr>
+            <w:r>
+              <w:t xml:space="preserve">公平性方案</w:t>
+            </w:r>
+          </w:p>
+        </w:tc>
+        <w:tc>
+          <w:tcPr>
+            <w:tcW w:w="4500" w:type="dxa"/>
+            <w:vAlign w:val="center"/>
+          </w:tcPr>
+          <w:p>
+            <w:pPr>
+              <w:spacing w:before="20" w:after="20"/>
+            </w:pPr>
+            <w:r>
+              <w:t xml:space="preserve">平均延误仅 +1.38%，最差进口延误 20.57s → </w:t>
+            </w:r>
+            <w:r>
+              <w:rPr>
+                <w:b/>
+              </w:rPr>
+              <w:t xml:space="preserve">17.66s（−14.2%）</w:t>
+            </w:r>
+          </w:p>
+        </w:tc>
+      </w:tr>
+      <w:tr>
+        <w:tc>
+          <w:tcPr>
+            <w:tcW w:w="4500" w:type="dxa"/>
+            <w:vAlign w:val="center"/>
+          </w:tcPr>
+          <w:p>
+            <w:pPr>
+              <w:spacing w:before="20" w:after="20"/>
+            </w:pPr>
+            <w:r>
+              <w:t xml:space="preserve">peak（需求 ×1.3）</w:t>
+            </w:r>
+          </w:p>
+        </w:tc>
+        <w:tc>
+          <w:tcPr>
+            <w:tcW w:w="4500" w:type="dxa"/>
+            <w:vAlign w:val="center"/>
+          </w:tcPr>
+          <w:p>
+            <w:pPr>
+              <w:spacing w:before="20" w:after="20"/>
+            </w:pPr>
+            <w:r>
+              <w:t xml:space="preserve">基准配时仍可行，重新寻优 27.10s</w:t>
+            </w:r>
+          </w:p>
+        </w:tc>
+      </w:tr>
+      <w:tr>
+        <w:tc>
+          <w:tcPr>
+            <w:tcW w:w="4500" w:type="dxa"/>
+            <w:vAlign w:val="center"/>
+          </w:tcPr>
+          <w:p>
+            <w:pPr>
+              <w:spacing w:before="20" w:after="20"/>
+            </w:pPr>
+            <w:r>
+              <w:t xml:space="preserve">skew（北进口 ×1.6）</w:t>
+            </w:r>
+          </w:p>
+        </w:tc>
+        <w:tc>
+          <w:tcPr>
+            <w:tcW w:w="4500" w:type="dxa"/>
+            <w:vAlign w:val="center"/>
+          </w:tcPr>
+          <w:p>
+            <w:pPr>
+              <w:spacing w:before="20" w:after="20"/>
+            </w:pPr>
+            <w:r>
+              <w:t xml:space="preserve">基准配时</w:t>
+            </w:r>
+            <w:r>
+              <w:rPr>
+                <w:b/>
+              </w:rPr>
+              <w:t xml:space="preserve">失效</w:t>
+            </w:r>
+            <w:r>
+              <w:t xml:space="preserve">（最大饱和度 1.109 超限），重新寻优 28.43s</w:t>
+            </w:r>
+          </w:p>
+        </w:tc>
+      </w:tr>
+      <w:tr>
+        <w:tc>
+          <w:tcPr>
+            <w:tcW w:w="4500" w:type="dxa"/>
+            <w:vAlign w:val="center"/>
+          </w:tcPr>
+          <w:p>
+            <w:pPr>
+              <w:spacing w:before="20" w:after="20"/>
+            </w:pPr>
+            <w:r>
+              <w:t xml:space="preserve">heavy（重车 12%）</w:t>
+            </w:r>
+          </w:p>
+        </w:tc>
+        <w:tc>
+          <w:tcPr>
+            <w:tcW w:w="4500" w:type="dxa"/>
+            <w:vAlign w:val="center"/>
+          </w:tcPr>
+          <w:p>
+            <w:pPr>
+              <w:spacing w:before="20" w:after="20"/>
+            </w:pPr>
+            <w:r>
+              <w:t xml:space="preserve">基准配时可行，16.95s</w:t>
+            </w:r>
+          </w:p>
+        </w:tc>
+      </w:tr>
+      <w:tr>
+        <w:tc>
+          <w:tcPr>
+            <w:tcW w:w="4500" w:type="dxa"/>
+            <w:vAlign w:val="center"/>
+          </w:tcPr>
+          <w:p>
+            <w:pPr>
+              <w:spacing w:before="20" w:after="20"/>
+            </w:pPr>
+            <w:r>
+              <w:t xml:space="preserve">incident（北进口 −40% 通行能力）</w:t>
+            </w:r>
+          </w:p>
+        </w:tc>
+        <w:tc>
+          <w:tcPr>
+            <w:tcW w:w="4500" w:type="dxa"/>
+            <w:vAlign w:val="center"/>
+          </w:tcPr>
+          <w:p>
+            <w:pPr>
+              <w:spacing w:before="20" w:after="20"/>
+            </w:pPr>
+            <w:r>
+              <w:t xml:space="preserve">基准配时</w:t>
+            </w:r>
+            <w:r>
+              <w:rPr>
+                <w:b/>
+              </w:rPr>
+              <w:t xml:space="preserve">失效</w:t>
+            </w:r>
+            <w:r>
+              <w:t xml:space="preserve">（1.155），重新寻优 35.16s</w:t>
+            </w:r>
+          </w:p>
+        </w:tc>
+      </w:tr>
+      <w:tr>
+        <w:tc>
+          <w:tcPr>
+            <w:tcW w:w="4500" w:type="dxa"/>
+            <w:vAlign w:val="center"/>
+          </w:tcPr>
+          <w:p>
+            <w:pPr>
+              <w:spacing w:before="20" w:after="20"/>
+            </w:pPr>
+            <w:r>
+              <w:t xml:space="preserve">oversaturated（需求 ×2.0）</w:t>
+            </w:r>
+          </w:p>
+        </w:tc>
+        <w:tc>
+          <w:tcPr>
+            <w:tcW w:w="4500" w:type="dxa"/>
+            <w:vAlign w:val="center"/>
+          </w:tcPr>
+          <w:p>
+            <w:pPr>
+              <w:spacing w:before="20" w:after="20"/>
+            </w:pPr>
+            <w:r>
+              <w:rPr>
+                <w:b/>
+              </w:rPr>
+              <w:t xml:space="preserve">正确拒绝</w:t>
+            </w:r>
+            <w:r>
+              <w:t xml:space="preserve">：可行方案 0 个，给出"需求管理 / 通行能力扩容 / 应急过渡"三条降级建议</w:t>
+            </w:r>
+          </w:p>
+        </w:tc>
+      </w:tr>
+    </w:tbl>
+    <w:p>
+      <w:pPr>
+        <w:spacing w:before="0" w:after="80"/>
+      </w:pPr>
+      <w:r>
+        <w:t xml:space="preserve"/>
+      </w:r>
+    </w:p>
+    <w:p>
+      <w:pPr>
+        <w:spacing w:before="60" w:after="60"/>
+      </w:pPr>
+      <w:r>
+        <w:t xml:space="preserve"/>
+      </w:r>
+    </w:p>
+    <w:p>
+      <w:pPr>
+        <w:pStyle w:val="Heading2"/>
+      </w:pPr>
+      <w:r>
+        <w:t xml:space="preserve">三、六个工况一览</w:t>
+      </w:r>
+    </w:p>
+    <w:tbl>
+      <w:tblPr>
+        <w:tblStyle w:val="TableGrid"/>
+        <w:tblW w:w="9000" w:type="dxa"/>
+        <w:tblBorders>
+          <w:top w:val="single" w:sz="4" w:space="0" w:color="BFBFBF"/>
+          <w:left w:val="single" w:sz="4" w:space="0" w:color="BFBFBF"/>
+          <w:bottom w:val="single" w:sz="4" w:space="0" w:color="BFBFBF"/>
+          <w:right w:val="single" w:sz="4" w:space="0" w:color="BFBFBF"/>
+          <w:insideH w:val="single" w:sz="4" w:space="0" w:color="BFBFBF"/>
+          <w:insideV w:val="single" w:sz="4" w:space="0" w:color="BFBFBF"/>
+        </w:tblBorders>
+        <w:tblLayout w:type="fixed"/>
+      </w:tblPr>
+      <w:tblGrid>
+        <w:gridCol w:w="1800"/>
+        <w:gridCol w:w="1800"/>
+        <w:gridCol w:w="1800"/>
+        <w:gridCol w:w="1800"/>
+        <w:gridCol w:w="1800"/>
+      </w:tblGrid>
+      <w:tr>
+        <w:tc>
+          <w:tcPr>
+            <w:tcW w:w="1800" w:type="dxa"/>
+            <w:shd w:val="clear" w:color="auto" w:fill="F2F2F2"/>
+            <w:vAlign w:val="center"/>
+          </w:tcPr>
+          <w:p>
+            <w:pPr>
+              <w:spacing w:before="20" w:after="20"/>
+            </w:pPr>
+            <w:r>
+              <w:rPr>
+                <w:b/>
+              </w:rPr>
+              <w:t xml:space="preserve">工况 ID</w:t>
+            </w:r>
+          </w:p>
+        </w:tc>
+        <w:tc>
+          <w:tcPr>
+            <w:tcW w:w="1800" w:type="dxa"/>
+            <w:shd w:val="clear" w:color="auto" w:fill="F2F2F2"/>
+            <w:vAlign w:val="center"/>
+          </w:tcPr>
+          <w:p>
+            <w:pPr>
+              <w:spacing w:before="20" w:after="20"/>
+            </w:pPr>
+            <w:r>
+              <w:rPr>
+                <w:b/>
+              </w:rPr>
+              <w:t xml:space="preserve">名称</w:t>
+            </w:r>
+          </w:p>
+        </w:tc>
+        <w:tc>
+          <w:tcPr>
+            <w:tcW w:w="1800" w:type="dxa"/>
+            <w:shd w:val="clear" w:color="auto" w:fill="F2F2F2"/>
+            <w:vAlign w:val="center"/>
+          </w:tcPr>
+          <w:p>
+            <w:pPr>
+              <w:spacing w:before="20" w:after="20"/>
+            </w:pPr>
+            <w:r>
+              <w:rPr>
+                <w:b/>
+              </w:rPr>
+              <w:t xml:space="preserve">类型</w:t>
+            </w:r>
+          </w:p>
+        </w:tc>
+        <w:tc>
+          <w:tcPr>
+            <w:tcW w:w="1800" w:type="dxa"/>
+            <w:shd w:val="clear" w:color="auto" w:fill="F2F2F2"/>
+            <w:vAlign w:val="center"/>
+          </w:tcPr>
+          <w:p>
+            <w:pPr>
+              <w:spacing w:before="20" w:after="20"/>
+            </w:pPr>
+            <w:r>
+              <w:rPr>
+                <w:b/>
+              </w:rPr>
+              <w:t xml:space="preserve">用途</w:t>
+            </w:r>
+          </w:p>
+        </w:tc>
+        <w:tc>
+          <w:tcPr>
+            <w:tcW w:w="1800" w:type="dxa"/>
+            <w:shd w:val="clear" w:color="auto" w:fill="F2F2F2"/>
+            <w:vAlign w:val="center"/>
+          </w:tcPr>
+          <w:p>
+            <w:pPr>
+              <w:spacing w:before="20" w:after="20"/>
+            </w:pPr>
+            <w:r>
+              <w:rPr>
+                <w:b/>
+              </w:rPr>
+              <w:t xml:space="preserve">总需求(veh/h)</w:t>
+            </w:r>
+          </w:p>
+        </w:tc>
+      </w:tr>
+      <w:tr>
+        <w:tc>
+          <w:tcPr>
+            <w:tcW w:w="1800" w:type="dxa"/>
+            <w:vAlign w:val="center"/>
+          </w:tcPr>
+          <w:p>
+            <w:pPr>
+              <w:spacing w:before="20" w:after="20"/>
+            </w:pPr>
+            <w:r>
+              <w:t xml:space="preserve">normal</w:t>
+            </w:r>
+          </w:p>
+        </w:tc>
+        <w:tc>
+          <w:tcPr>
+            <w:tcW w:w="1800" w:type="dxa"/>
+            <w:vAlign w:val="center"/>
+          </w:tcPr>
+          <w:p>
+            <w:pPr>
+              <w:spacing w:before="20" w:after="20"/>
+            </w:pPr>
+            <w:r>
+              <w:t xml:space="preserve">平峰基准</w:t>
+            </w:r>
+          </w:p>
+        </w:tc>
+        <w:tc>
+          <w:tcPr>
+            <w:tcW w:w="1800" w:type="dxa"/>
+            <w:vAlign w:val="center"/>
+          </w:tcPr>
+          <w:p>
+            <w:pPr>
+              <w:spacing w:before="20" w:after="20"/>
+            </w:pPr>
+            <w:r>
+              <w:t xml:space="preserve">设计工况</w:t>
+            </w:r>
+          </w:p>
+        </w:tc>
+        <w:tc>
+          <w:tcPr>
+            <w:tcW w:w="1800" w:type="dxa"/>
+            <w:vAlign w:val="center"/>
+          </w:tcPr>
+          <w:p>
+            <w:pPr>
+              <w:spacing w:before="20" w:after="20"/>
+            </w:pPr>
+            <w:r>
+              <w:t xml:space="preserve">寻优与基线对比</w:t>
+            </w:r>
+          </w:p>
+        </w:tc>
+        <w:tc>
+          <w:tcPr>
+            <w:tcW w:w="1800" w:type="dxa"/>
+            <w:vAlign w:val="center"/>
+          </w:tcPr>
+          <w:p>
+            <w:pPr>
+              <w:spacing w:before="20" w:after="20"/>
+            </w:pPr>
+            <w:r>
+              <w:t xml:space="preserve">2580</w:t>
+            </w:r>
+          </w:p>
+        </w:tc>
+      </w:tr>
+      <w:tr>
+        <w:tc>
+          <w:tcPr>
+            <w:tcW w:w="1800" w:type="dxa"/>
+            <w:vAlign w:val="center"/>
+          </w:tcPr>
+          <w:p>
+            <w:pPr>
+              <w:spacing w:before="20" w:after="20"/>
+            </w:pPr>
+            <w:r>
+              <w:t xml:space="preserve">peak</w:t>
+            </w:r>
+          </w:p>
+        </w:tc>
+        <w:tc>
+          <w:tcPr>
+            <w:tcW w:w="1800" w:type="dxa"/>
+            <w:vAlign w:val="center"/>
+          </w:tcPr>
+          <w:p>
+            <w:pPr>
+              <w:spacing w:before="20" w:after="20"/>
+            </w:pPr>
+            <w:r>
+              <w:t xml:space="preserve">晚高峰（×1.3）</w:t>
+            </w:r>
+          </w:p>
+        </w:tc>
+        <w:tc>
+          <w:tcPr>
+            <w:tcW w:w="1800" w:type="dxa"/>
+            <w:vAlign w:val="center"/>
+          </w:tcPr>
+          <w:p>
+            <w:pPr>
+              <w:spacing w:before="20" w:after="20"/>
+            </w:pPr>
+            <w:r>
+              <w:t xml:space="preserve">边界</w:t>
+            </w:r>
+          </w:p>
+        </w:tc>
+        <w:tc>
+          <w:tcPr>
+            <w:tcW w:w="1800" w:type="dxa"/>
+            <w:vAlign w:val="center"/>
+          </w:tcPr>
+          <w:p>
+            <w:pPr>
+              <w:spacing w:before="20" w:after="20"/>
+            </w:pPr>
+            <w:r>
+              <w:t xml:space="preserve">整体需求放大</w:t>
+            </w:r>
+          </w:p>
+        </w:tc>
+        <w:tc>
+          <w:tcPr>
+            <w:tcW w:w="1800" w:type="dxa"/>
+            <w:vAlign w:val="center"/>
+          </w:tcPr>
+          <w:p>
+            <w:pPr>
+              <w:spacing w:before="20" w:after="20"/>
+            </w:pPr>
+            <w:r>
+              <w:t xml:space="preserve">3354</w:t>
+            </w:r>
+          </w:p>
+        </w:tc>
+      </w:tr>
+      <w:tr>
+        <w:tc>
+          <w:tcPr>
+            <w:tcW w:w="1800" w:type="dxa"/>
+            <w:vAlign w:val="center"/>
+          </w:tcPr>
+          <w:p>
+            <w:pPr>
+              <w:spacing w:before="20" w:after="20"/>
+            </w:pPr>
+            <w:r>
+              <w:t xml:space="preserve">skew</w:t>
+            </w:r>
+          </w:p>
+        </w:tc>
+        <w:tc>
+          <w:tcPr>
+            <w:tcW w:w="1800" w:type="dxa"/>
+            <w:vAlign w:val="center"/>
+          </w:tcPr>
+          <w:p>
+            <w:pPr>
+              <w:spacing w:before="20" w:after="20"/>
+            </w:pPr>
+            <w:r>
+              <w:t xml:space="preserve">潮汐偏斜（北进口 ×1.6）</w:t>
+            </w:r>
+          </w:p>
+        </w:tc>
+        <w:tc>
+          <w:tcPr>
+            <w:tcW w:w="1800" w:type="dxa"/>
+            <w:vAlign w:val="center"/>
+          </w:tcPr>
+          <w:p>
+            <w:pPr>
+              <w:spacing w:before="20" w:after="20"/>
+            </w:pPr>
+            <w:r>
+              <w:t xml:space="preserve">边界</w:t>
+            </w:r>
+          </w:p>
+        </w:tc>
+        <w:tc>
+          <w:tcPr>
+            <w:tcW w:w="1800" w:type="dxa"/>
+            <w:vAlign w:val="center"/>
+          </w:tcPr>
+          <w:p>
+            <w:pPr>
+              <w:spacing w:before="20" w:after="20"/>
+            </w:pPr>
+            <w:r>
+              <w:t xml:space="preserve">方向不均衡</w:t>
+            </w:r>
+          </w:p>
+        </w:tc>
+        <w:tc>
+          <w:tcPr>
+            <w:tcW w:w="1800" w:type="dxa"/>
+            <w:vAlign w:val="center"/>
+          </w:tcPr>
+          <w:p>
+            <w:pPr>
+              <w:spacing w:before="20" w:after="20"/>
+            </w:pPr>
+            <w:r>
+              <w:t xml:space="preserve">2972</w:t>
+            </w:r>
+          </w:p>
+        </w:tc>
+      </w:tr>
+      <w:tr>
+        <w:tc>
+          <w:tcPr>
+            <w:tcW w:w="1800" w:type="dxa"/>
+            <w:vAlign w:val="center"/>
+          </w:tcPr>
+          <w:p>
+            <w:pPr>
+              <w:spacing w:before="20" w:after="20"/>
+            </w:pPr>
+            <w:r>
+              <w:t xml:space="preserve">heavy</w:t>
+            </w:r>
+          </w:p>
+        </w:tc>
+        <w:tc>
+          <w:tcPr>
+            <w:tcW w:w="1800" w:type="dxa"/>
+            <w:vAlign w:val="center"/>
+          </w:tcPr>
+          <w:p>
+            <w:pPr>
+              <w:spacing w:before="20" w:after="20"/>
+            </w:pPr>
+            <w:r>
+              <w:t xml:space="preserve">重车比例 12%</w:t>
+            </w:r>
+          </w:p>
+        </w:tc>
+        <w:tc>
+          <w:tcPr>
+            <w:tcW w:w="1800" w:type="dxa"/>
+            <w:vAlign w:val="center"/>
+          </w:tcPr>
+          <w:p>
+            <w:pPr>
+              <w:spacing w:before="20" w:after="20"/>
+            </w:pPr>
+            <w:r>
+              <w:t xml:space="preserve">边界</w:t>
+            </w:r>
+          </w:p>
+        </w:tc>
+        <w:tc>
+          <w:tcPr>
+            <w:tcW w:w="1800" w:type="dxa"/>
+            <w:vAlign w:val="center"/>
+          </w:tcPr>
+          <w:p>
+            <w:pPr>
+              <w:spacing w:before="20" w:after="20"/>
+            </w:pPr>
+            <w:r>
+              <w:t xml:space="preserve">饱和流率下降</w:t>
+            </w:r>
+          </w:p>
+        </w:tc>
+        <w:tc>
+          <w:tcPr>
+            <w:tcW w:w="1800" w:type="dxa"/>
+            <w:vAlign w:val="center"/>
+          </w:tcPr>
+          <w:p>
+            <w:pPr>
+              <w:spacing w:before="20" w:after="20"/>
+            </w:pPr>
+            <w:r>
+              <w:t xml:space="preserve">2580</w:t>
+            </w:r>
+          </w:p>
+        </w:tc>
+      </w:tr>
+      <w:tr>
+        <w:tc>
+          <w:tcPr>
+            <w:tcW w:w="1800" w:type="dxa"/>
+            <w:vAlign w:val="center"/>
+          </w:tcPr>
+          <w:p>
+            <w:pPr>
+              <w:spacing w:before="20" w:after="20"/>
+            </w:pPr>
+            <w:r>
+              <w:t xml:space="preserve">incident</w:t>
+            </w:r>
+          </w:p>
+        </w:tc>
+        <w:tc>
+          <w:tcPr>
+            <w:tcW w:w="1800" w:type="dxa"/>
+            <w:vAlign w:val="center"/>
+          </w:tcPr>
+          <w:p>
+            <w:pPr>
+              <w:spacing w:before="20" w:after="20"/>
+            </w:pPr>
+            <w:r>
+              <w:t xml:space="preserve">事故降容（−40%）</w:t>
+            </w:r>
+          </w:p>
+        </w:tc>
+        <w:tc>
+          <w:tcPr>
+            <w:tcW w:w="1800" w:type="dxa"/>
+            <w:vAlign w:val="center"/>
+          </w:tcPr>
+          <w:p>
+            <w:pPr>
+              <w:spacing w:before="20" w:after="20"/>
+            </w:pPr>
+            <w:r>
+              <w:t xml:space="preserve">边界</w:t>
+            </w:r>
+          </w:p>
+        </w:tc>
+        <w:tc>
+          <w:tcPr>
+            <w:tcW w:w="1800" w:type="dxa"/>
+            <w:vAlign w:val="center"/>
+          </w:tcPr>
+          <w:p>
+            <w:pPr>
+              <w:spacing w:before="20" w:after="20"/>
+            </w:pPr>
+            <w:r>
+              <w:t xml:space="preserve">单进口能力下降</w:t>
+            </w:r>
+          </w:p>
+        </w:tc>
+        <w:tc>
+          <w:tcPr>
+            <w:tcW w:w="1800" w:type="dxa"/>
+            <w:vAlign w:val="center"/>
+          </w:tcPr>
+          <w:p>
+            <w:pPr>
+              <w:spacing w:before="20" w:after="20"/>
+            </w:pPr>
+            <w:r>
+              <w:t xml:space="preserve">2580</w:t>
+            </w:r>
+          </w:p>
+        </w:tc>
+      </w:tr>
+      <w:tr>
+        <w:tc>
+          <w:tcPr>
+            <w:tcW w:w="1800" w:type="dxa"/>
+            <w:vAlign w:val="center"/>
+          </w:tcPr>
+          <w:p>
+            <w:pPr>
+              <w:spacing w:before="20" w:after="20"/>
+            </w:pPr>
+            <w:r>
+              <w:t xml:space="preserve">oversaturated</w:t>
+            </w:r>
+          </w:p>
+        </w:tc>
+        <w:tc>
+          <w:tcPr>
+            <w:tcW w:w="1800" w:type="dxa"/>
+            <w:vAlign w:val="center"/>
+          </w:tcPr>
+          <w:p>
+            <w:pPr>
+              <w:spacing w:before="20" w:after="20"/>
+            </w:pPr>
+            <w:r>
+              <w:t xml:space="preserve">过饱和（×2.0）</w:t>
+            </w:r>
+          </w:p>
+        </w:tc>
+        <w:tc>
+          <w:tcPr>
+            <w:tcW w:w="1800" w:type="dxa"/>
+            <w:vAlign w:val="center"/>
+          </w:tcPr>
+          <w:p>
+            <w:pPr>
+              <w:spacing w:before="20" w:after="20"/>
+            </w:pPr>
+            <w:r>
+              <w:rPr>
+                <w:b/>
+              </w:rPr>
+              <w:t xml:space="preserve">失败样例</w:t>
+            </w:r>
+          </w:p>
+        </w:tc>
+        <w:tc>
+          <w:tcPr>
+            <w:tcW w:w="1800" w:type="dxa"/>
+            <w:vAlign w:val="center"/>
+          </w:tcPr>
+          <w:p>
+            <w:pPr>
+              <w:spacing w:before="20" w:after="20"/>
+            </w:pPr>
+            <w:r>
+              <w:t xml:space="preserve">必须被拒绝</w:t>
+            </w:r>
+          </w:p>
+        </w:tc>
+        <w:tc>
+          <w:tcPr>
+            <w:tcW w:w="1800" w:type="dxa"/>
+            <w:vAlign w:val="center"/>
+          </w:tcPr>
+          <w:p>
+            <w:pPr>
+              <w:spacing w:before="20" w:after="20"/>
+            </w:pPr>
+            <w:r>
+              <w:t xml:space="preserve">5160</w:t>
+            </w:r>
+          </w:p>
+        </w:tc>
+      </w:tr>
+    </w:tbl>
+    <w:p>
+      <w:pPr>
+        <w:spacing w:before="0" w:after="80"/>
+      </w:pPr>
+      <w:r>
+        <w:t xml:space="preserve"/>
+      </w:r>
+    </w:p>
+    <w:p>
+      <w:pPr>
+        <w:spacing w:before="40" w:after="80"/>
+      </w:pPr>
+      <w:r>
+        <w:t xml:space="preserve">对应官方要求的三类测试样例：</w:t>
+      </w:r>
+      <w:r>
+        <w:rPr>
+          <w:b/>
+        </w:rPr>
+        <w:t xml:space="preserve">正常 = normal，边界 = peak/skew/heavy/incident，失败 = oversaturated</w:t>
+      </w:r>
+      <w:r>
+        <w:t xml:space="preserve">。</w:t>
+      </w:r>
+    </w:p>
+    <w:p>
+      <w:pPr>
+        <w:spacing w:before="60" w:after="60"/>
+      </w:pPr>
+      <w:r>
+        <w:t xml:space="preserve"/>
+      </w:r>
+    </w:p>
+    <w:p>
+      <w:pPr>
+        <w:pStyle w:val="Heading2"/>
+      </w:pPr>
+      <w:r>
+        <w:t xml:space="preserve">四、验证怎么复核</w:t>
+      </w:r>
+    </w:p>
+    <w:p>
+      <w:pPr>
+        <w:spacing w:before="40" w:after="80"/>
+      </w:pPr>
+      <w:r>
+        <w:rPr>
+          <w:rFonts w:ascii="Consolas" w:hAnsi="Consolas" w:eastAsia="Microsoft YaHei"/>
+        </w:rPr>
+        <w:t xml:space="preserve">node src/cli.mjs verify</w:t>
+      </w:r>
+      <w:r>
+        <w:t xml:space="preserve"> 会跑 5 项检查并写入 </w:t>
+      </w:r>
+      <w:r>
+        <w:rPr>
+          <w:rFonts w:ascii="Consolas" w:hAnsi="Consolas" w:eastAsia="Microsoft YaHei"/>
+        </w:rPr>
+        <w:t xml:space="preserve">artifacts/verification.md</w:t>
+      </w:r>
+      <w:r>
+        <w:t xml:space="preserve">：</w:t>
       </w:r>
     </w:p>
     <w:tbl>
@@ -74,7 +1560,7 @@
               <w:rPr>
                 <w:b/>
               </w:rPr>
-              <w:t xml:space="preserve">评分维度（本科生组）</w:t>
+              <w:t xml:space="preserve">检查</w:t>
             </w:r>
           </w:p>
         </w:tc>
@@ -92,7 +1578,7 @@
               <w:rPr>
                 <w:b/>
               </w:rPr>
-              <w:t xml:space="preserve">权重</w:t>
+              <w:t xml:space="preserve">做法</w:t>
             </w:r>
           </w:p>
         </w:tc>
@@ -110,277 +1596,227 @@
               <w:rPr>
                 <w:b/>
               </w:rPr>
-              <w:t xml:space="preserve">本项目对应做法</w:t>
-            </w:r>
-          </w:p>
-        </w:tc>
-      </w:tr>
-      <w:tr>
-        <w:tc>
-          <w:tcPr>
-            <w:tcW w:w="3000" w:type="dxa"/>
-            <w:vAlign w:val="center"/>
-          </w:tcPr>
-          <w:p>
-            <w:pPr>
-              <w:spacing w:before="20" w:after="20"/>
-            </w:pPr>
-            <w:r>
-              <w:t xml:space="preserve">任务完成度与结果正确性</w:t>
-            </w:r>
-          </w:p>
-        </w:tc>
-        <w:tc>
-          <w:tcPr>
-            <w:tcW w:w="3000" w:type="dxa"/>
-            <w:vAlign w:val="center"/>
-          </w:tcPr>
-          <w:p>
-            <w:pPr>
-              <w:spacing w:before="20" w:after="20"/>
-            </w:pPr>
-            <w:r>
-              <w:t xml:space="preserve">25%</w:t>
-            </w:r>
-          </w:p>
-        </w:tc>
-        <w:tc>
-          <w:tcPr>
-            <w:tcW w:w="3000" w:type="dxa"/>
-            <w:vAlign w:val="center"/>
-          </w:tcPr>
-          <w:p>
-            <w:pPr>
-              <w:spacing w:before="20" w:after="20"/>
-            </w:pPr>
-            <w:r>
-              <w:t xml:space="preserve">确定性评估模型 + 网格全局寻优 + 与 SUMO 微观仿真交叉验证</w:t>
-            </w:r>
-          </w:p>
-        </w:tc>
-      </w:tr>
-      <w:tr>
-        <w:tc>
-          <w:tcPr>
-            <w:tcW w:w="3000" w:type="dxa"/>
-            <w:vAlign w:val="center"/>
-          </w:tcPr>
-          <w:p>
-            <w:pPr>
-              <w:spacing w:before="20" w:after="20"/>
-            </w:pPr>
-            <w:r>
-              <w:t xml:space="preserve">问题价值与学科融合</w:t>
-            </w:r>
-          </w:p>
-        </w:tc>
-        <w:tc>
-          <w:tcPr>
-            <w:tcW w:w="3000" w:type="dxa"/>
-            <w:vAlign w:val="center"/>
-          </w:tcPr>
-          <w:p>
-            <w:pPr>
-              <w:spacing w:before="20" w:after="20"/>
-            </w:pPr>
-            <w:r>
-              <w:t xml:space="preserve">20%</w:t>
-            </w:r>
-          </w:p>
-        </w:tc>
-        <w:tc>
-          <w:tcPr>
-            <w:tcW w:w="3000" w:type="dxa"/>
-            <w:vAlign w:val="center"/>
-          </w:tcPr>
-          <w:p>
-            <w:pPr>
-              <w:spacing w:before="20" w:after="20"/>
-            </w:pPr>
-            <w:r>
-              <w:t xml:space="preserve">交通工程真实问题：延误、饱和度、公平性，均为可计量指标</w:t>
-            </w:r>
-          </w:p>
-        </w:tc>
-      </w:tr>
-      <w:tr>
-        <w:tc>
-          <w:tcPr>
-            <w:tcW w:w="3000" w:type="dxa"/>
-            <w:vAlign w:val="center"/>
-          </w:tcPr>
-          <w:p>
-            <w:pPr>
-              <w:spacing w:before="20" w:after="20"/>
-            </w:pPr>
-            <w:r>
-              <w:t xml:space="preserve">Agnes Harness 与模型执行闭环</w:t>
-            </w:r>
-          </w:p>
-        </w:tc>
-        <w:tc>
-          <w:tcPr>
-            <w:tcW w:w="3000" w:type="dxa"/>
-            <w:vAlign w:val="center"/>
-          </w:tcPr>
-          <w:p>
-            <w:pPr>
-              <w:spacing w:before="20" w:after="20"/>
-            </w:pPr>
-            <w:r>
-              <w:t xml:space="preserve">20%</w:t>
-            </w:r>
-          </w:p>
-        </w:tc>
-        <w:tc>
-          <w:tcPr>
-            <w:tcW w:w="3000" w:type="dxa"/>
-            <w:vAlign w:val="center"/>
-          </w:tcPr>
-          <w:p>
-            <w:pPr>
-              <w:spacing w:before="20" w:after="20"/>
-            </w:pPr>
-            <w:r>
-              <w:t xml:space="preserve">5 个 AGH 工具 + 会话内完整执行记录，见 docs/02</w:t>
-            </w:r>
-          </w:p>
-        </w:tc>
-      </w:tr>
-      <w:tr>
-        <w:tc>
-          <w:tcPr>
-            <w:tcW w:w="3000" w:type="dxa"/>
-            <w:vAlign w:val="center"/>
-          </w:tcPr>
-          <w:p>
-            <w:pPr>
-              <w:spacing w:before="20" w:after="20"/>
-            </w:pPr>
-            <w:r>
-              <w:t xml:space="preserve">创新性与发展价值</w:t>
-            </w:r>
-          </w:p>
-        </w:tc>
-        <w:tc>
-          <w:tcPr>
-            <w:tcW w:w="3000" w:type="dxa"/>
-            <w:vAlign w:val="center"/>
-          </w:tcPr>
-          <w:p>
-            <w:pPr>
-              <w:spacing w:before="20" w:after="20"/>
-            </w:pPr>
-            <w:r>
-              <w:t xml:space="preserve">15%</w:t>
-            </w:r>
-          </w:p>
-        </w:tc>
-        <w:tc>
-          <w:tcPr>
-            <w:tcW w:w="3000" w:type="dxa"/>
-            <w:vAlign w:val="center"/>
-          </w:tcPr>
-          <w:p>
-            <w:pPr>
-              <w:spacing w:before="20" w:after="20"/>
-            </w:pPr>
-            <w:r>
-              <w:t xml:space="preserve">"寻优 + 边界验证 + 失败拒绝"三件套自动化，可迁移到其它工程仿真</w:t>
-            </w:r>
-          </w:p>
-        </w:tc>
-      </w:tr>
-      <w:tr>
-        <w:tc>
-          <w:tcPr>
-            <w:tcW w:w="3000" w:type="dxa"/>
-            <w:vAlign w:val="center"/>
-          </w:tcPr>
-          <w:p>
-            <w:pPr>
-              <w:spacing w:before="20" w:after="20"/>
-            </w:pPr>
-            <w:r>
-              <w:t xml:space="preserve">技术深度与系统实现</w:t>
-            </w:r>
-          </w:p>
-        </w:tc>
-        <w:tc>
-          <w:tcPr>
-            <w:tcW w:w="3000" w:type="dxa"/>
-            <w:vAlign w:val="center"/>
-          </w:tcPr>
-          <w:p>
-            <w:pPr>
-              <w:spacing w:before="20" w:after="20"/>
-            </w:pPr>
-            <w:r>
-              <w:t xml:space="preserve">10%</w:t>
-            </w:r>
-          </w:p>
-        </w:tc>
-        <w:tc>
-          <w:tcPr>
-            <w:tcW w:w="3000" w:type="dxa"/>
-            <w:vAlign w:val="center"/>
-          </w:tcPr>
-          <w:p>
-            <w:pPr>
-              <w:spacing w:before="20" w:after="20"/>
-            </w:pPr>
-            <w:r>
-              <w:t xml:space="preserve">分析模型、优化器、验证器、SUMO 适配分层解耦</w:t>
-            </w:r>
-          </w:p>
-        </w:tc>
-      </w:tr>
-      <w:tr>
-        <w:tc>
-          <w:tcPr>
-            <w:tcW w:w="3000" w:type="dxa"/>
-            <w:vAlign w:val="center"/>
-          </w:tcPr>
-          <w:p>
-            <w:pPr>
-              <w:spacing w:before="20" w:after="20"/>
-            </w:pPr>
-            <w:r>
-              <w:t xml:space="preserve">验证严谨性与异常处理</w:t>
-            </w:r>
-          </w:p>
-        </w:tc>
-        <w:tc>
-          <w:tcPr>
-            <w:tcW w:w="3000" w:type="dxa"/>
-            <w:vAlign w:val="center"/>
-          </w:tcPr>
-          <w:p>
-            <w:pPr>
-              <w:spacing w:before="20" w:after="20"/>
-            </w:pPr>
-            <w:r>
-              <w:t xml:space="preserve">10%</w:t>
-            </w:r>
-          </w:p>
-        </w:tc>
-        <w:tc>
-          <w:tcPr>
-            <w:tcW w:w="3000" w:type="dxa"/>
-            <w:vAlign w:val="center"/>
-          </w:tcPr>
-          <w:p>
-            <w:pPr>
-              <w:spacing w:before="20" w:after="20"/>
-            </w:pPr>
-            <w:r>
-              <w:t xml:space="preserve">5 项自动检查 + 三类测试样例，见 </w:t>
-            </w:r>
-            <w:r>
-              <w:rPr>
-                <w:rFonts w:ascii="Consolas" w:hAnsi="Consolas" w:eastAsia="Microsoft YaHei"/>
-              </w:rPr>
-              <w:t xml:space="preserve">artifacts/verification.md</w:t>
+              <w:t xml:space="preserve">通过判据</w:t>
+            </w:r>
+          </w:p>
+        </w:tc>
+      </w:tr>
+      <w:tr>
+        <w:tc>
+          <w:tcPr>
+            <w:tcW w:w="3000" w:type="dxa"/>
+            <w:vAlign w:val="center"/>
+          </w:tcPr>
+          <w:p>
+            <w:pPr>
+              <w:spacing w:before="20" w:after="20"/>
+            </w:pPr>
+            <w:r>
+              <w:t xml:space="preserve">自洽性</w:t>
+            </w:r>
+          </w:p>
+        </w:tc>
+        <w:tc>
+          <w:tcPr>
+            <w:tcW w:w="3000" w:type="dxa"/>
+            <w:vAlign w:val="center"/>
+          </w:tcPr>
+          <w:p>
+            <w:pPr>
+              <w:spacing w:before="20" w:after="20"/>
+            </w:pPr>
+            <w:r>
+              <w:t xml:space="preserve">总延误/车均延误由流向明细重算</w:t>
+            </w:r>
+          </w:p>
+        </w:tc>
+        <w:tc>
+          <w:tcPr>
+            <w:tcW w:w="3000" w:type="dxa"/>
+            <w:vAlign w:val="center"/>
+          </w:tcPr>
+          <w:p>
+            <w:pPr>
+              <w:spacing w:before="20" w:after="20"/>
+            </w:pPr>
+            <w:r>
+              <w:t xml:space="preserve">误差 &lt; 0.01s</w:t>
+            </w:r>
+          </w:p>
+        </w:tc>
+      </w:tr>
+      <w:tr>
+        <w:tc>
+          <w:tcPr>
+            <w:tcW w:w="3000" w:type="dxa"/>
+            <w:vAlign w:val="center"/>
+          </w:tcPr>
+          <w:p>
+            <w:pPr>
+              <w:spacing w:before="20" w:after="20"/>
+            </w:pPr>
+            <w:r>
+              <w:t xml:space="preserve">交叉验证</w:t>
+            </w:r>
+          </w:p>
+        </w:tc>
+        <w:tc>
+          <w:tcPr>
+            <w:tcW w:w="3000" w:type="dxa"/>
+            <w:vAlign w:val="center"/>
+          </w:tcPr>
+          <w:p>
+            <w:pPr>
+              <w:spacing w:before="20" w:after="20"/>
+            </w:pPr>
+            <w:r>
+              <w:t xml:space="preserve">网格最优 vs Webster 经典公式</w:t>
+            </w:r>
+          </w:p>
+        </w:tc>
+        <w:tc>
+          <w:tcPr>
+            <w:tcW w:w="3000" w:type="dxa"/>
+            <w:vAlign w:val="center"/>
+          </w:tcPr>
+          <w:p>
+            <w:pPr>
+              <w:spacing w:before="20" w:after="20"/>
+            </w:pPr>
+            <w:r>
+              <w:t xml:space="preserve">周期差 ≤ 20s、延误差 ≤ 25%</w:t>
+            </w:r>
+          </w:p>
+        </w:tc>
+      </w:tr>
+      <w:tr>
+        <w:tc>
+          <w:tcPr>
+            <w:tcW w:w="3000" w:type="dxa"/>
+            <w:vAlign w:val="center"/>
+          </w:tcPr>
+          <w:p>
+            <w:pPr>
+              <w:spacing w:before="20" w:after="20"/>
+            </w:pPr>
+            <w:r>
+              <w:t xml:space="preserve">复现性</w:t>
+            </w:r>
+          </w:p>
+        </w:tc>
+        <w:tc>
+          <w:tcPr>
+            <w:tcW w:w="3000" w:type="dxa"/>
+            <w:vAlign w:val="center"/>
+          </w:tcPr>
+          <w:p>
+            <w:pPr>
+              <w:spacing w:before="20" w:after="20"/>
+            </w:pPr>
+            <w:r>
+              <w:t xml:space="preserve">同 seed 两次生成 + 换 seed 对比</w:t>
+            </w:r>
+          </w:p>
+        </w:tc>
+        <w:tc>
+          <w:tcPr>
+            <w:tcW w:w="3000" w:type="dxa"/>
+            <w:vAlign w:val="center"/>
+          </w:tcPr>
+          <w:p>
+            <w:pPr>
+              <w:spacing w:before="20" w:after="20"/>
+            </w:pPr>
+            <w:r>
+              <w:t xml:space="preserve">哈希一致且可区分</w:t>
+            </w:r>
+          </w:p>
+        </w:tc>
+      </w:tr>
+      <w:tr>
+        <w:tc>
+          <w:tcPr>
+            <w:tcW w:w="3000" w:type="dxa"/>
+            <w:vAlign w:val="center"/>
+          </w:tcPr>
+          <w:p>
+            <w:pPr>
+              <w:spacing w:before="20" w:after="20"/>
+            </w:pPr>
+            <w:r>
+              <w:t xml:space="preserve">边界工况</w:t>
+            </w:r>
+          </w:p>
+        </w:tc>
+        <w:tc>
+          <w:tcPr>
+            <w:tcW w:w="3000" w:type="dxa"/>
+            <w:vAlign w:val="center"/>
+          </w:tcPr>
+          <w:p>
+            <w:pPr>
+              <w:spacing w:before="20" w:after="20"/>
+            </w:pPr>
+            <w:r>
+              <w:t xml:space="preserve">基准配时在 4 个扰动工况下的可行性与收益</w:t>
+            </w:r>
+          </w:p>
+        </w:tc>
+        <w:tc>
+          <w:tcPr>
+            <w:tcW w:w="3000" w:type="dxa"/>
+            <w:vAlign w:val="center"/>
+          </w:tcPr>
+          <w:p>
+            <w:pPr>
+              <w:spacing w:before="20" w:after="20"/>
+            </w:pPr>
+            <w:r>
+              <w:t xml:space="preserve">每个工况都有明确结论</w:t>
+            </w:r>
+          </w:p>
+        </w:tc>
+      </w:tr>
+      <w:tr>
+        <w:tc>
+          <w:tcPr>
+            <w:tcW w:w="3000" w:type="dxa"/>
+            <w:vAlign w:val="center"/>
+          </w:tcPr>
+          <w:p>
+            <w:pPr>
+              <w:spacing w:before="20" w:after="20"/>
+            </w:pPr>
+            <w:r>
+              <w:t xml:space="preserve">失败样例</w:t>
+            </w:r>
+          </w:p>
+        </w:tc>
+        <w:tc>
+          <w:tcPr>
+            <w:tcW w:w="3000" w:type="dxa"/>
+            <w:vAlign w:val="center"/>
+          </w:tcPr>
+          <w:p>
+            <w:pPr>
+              <w:spacing w:before="20" w:after="20"/>
+            </w:pPr>
+            <w:r>
+              <w:t xml:space="preserve">过饱和必须被拒绝</w:t>
+            </w:r>
+          </w:p>
+        </w:tc>
+        <w:tc>
+          <w:tcPr>
+            <w:tcW w:w="3000" w:type="dxa"/>
+            <w:vAlign w:val="center"/>
+          </w:tcPr>
+          <w:p>
+            <w:pPr>
+              <w:spacing w:before="20" w:after="20"/>
+            </w:pPr>
+            <w:r>
+              <w:t xml:space="preserve">可行方案数为 0 且给出原因</w:t>
             </w:r>
           </w:p>
         </w:tc>
@@ -396,10 +1832,61 @@
     </w:p>
     <w:p>
       <w:pPr>
+        <w:spacing w:before="40" w:after="80"/>
+      </w:pPr>
+      <w:r>
+        <w:t xml:space="preserve">SUMO 交叉验证（可选，需要自行安装 SUMO）：</w:t>
+      </w:r>
+      <w:r>
+        <w:rPr>
+          <w:rFonts w:ascii="Consolas" w:hAnsi="Consolas" w:eastAsia="Microsoft YaHei"/>
+        </w:rPr>
+        <w:t xml:space="preserve">node src/cli.mjs sumo-check</w:t>
+      </w:r>
+      <w:r>
+        <w:t xml:space="preserve"> → </w:t>
+      </w:r>
+      <w:r>
+        <w:rPr>
+          <w:rFonts w:ascii="Consolas" w:hAnsi="Consolas" w:eastAsia="Microsoft YaHei"/>
+        </w:rPr>
+        <w:t xml:space="preserve">node src/cli.mjs sumo-sim --scenario normal --cycle 70 --green-ns 34</w:t>
+      </w:r>
+      <w:r>
+        <w:t xml:space="preserve">，</w:t>
+      </w:r>
+    </w:p>
+    <w:p>
+      <w:pPr>
+        <w:spacing w:before="40" w:after="80"/>
+      </w:pPr>
+      <w:r>
+        <w:t xml:space="preserve">判定标准是两套独立方法给出的车均延误差异 ≤ 30% 即视为互证通过（口径差异见 </w:t>
+      </w:r>
+      <w:r>
+        <w:rPr>
+          <w:rFonts w:ascii="Consolas" w:hAnsi="Consolas" w:eastAsia="Microsoft YaHei"/>
+        </w:rPr>
+        <w:t xml:space="preserve">docs/03</w:t>
+      </w:r>
+      <w:r>
+        <w:t xml:space="preserve">）。</w:t>
+      </w:r>
+    </w:p>
+    <w:p>
+      <w:pPr>
+        <w:spacing w:before="60" w:after="60"/>
+      </w:pPr>
+      <w:r>
+        <w:t xml:space="preserve"/>
+      </w:r>
+    </w:p>
+    <w:p>
+      <w:pPr>
         <w:pStyle w:val="Heading2"/>
       </w:pPr>
       <w:r>
-        <w:t xml:space="preserve">目录结构</w:t>
+        <w:t xml:space="preserve">五、目录结构</w:t>
       </w:r>
     </w:p>
     <w:p>
@@ -435,7 +1922,7 @@
         <w:rPr>
           <w:rFonts w:ascii="Consolas" w:hAnsi="Consolas" w:eastAsia="Microsoft YaHei"/>
         </w:rPr>
-        <w:t xml:space="preserve">│  ├─ model.mjs        确定性交叉口分析模型（Webster 延误、通行能力、饱和度、排队、停车率）</w:t>
+        <w:t xml:space="preserve">│  ├─ model.mjs        确定性交叉口分析模型（Webster 延误、通行能力、排队、停车率）</w:t>
       </w:r>
     </w:p>
     <w:p>
@@ -471,19 +1958,19 @@
         <w:rPr>
           <w:rFonts w:ascii="Consolas" w:hAnsi="Consolas" w:eastAsia="Microsoft YaHei"/>
         </w:rPr>
-        <w:t xml:space="preserve">│  ├─ optimize.mjs     全局网格寻优 + Pareto 前沿 + 基线对比</w:t>
-      </w:r>
-    </w:p>
-    <w:p>
-      <w:pPr>
-        <w:pStyle w:val="Code"/>
-        <w:shd w:val="clear" w:color="auto" w:fill="F5F5F5"/>
-      </w:pPr>
-      <w:r>
-        <w:rPr>
-          <w:rFonts w:ascii="Consolas" w:hAnsi="Consolas" w:eastAsia="Microsoft YaHei"/>
-        </w:rPr>
-        <w:t xml:space="preserve">│  ├─ verify.mjs       5 项自动验证（自洽、交叉、复现、边界、失败样例）</w:t>
+        <w:t xml:space="preserve">│  ├─ optimize.mjs     网格全局寻优 + Pareto 前沿 + 基线对比</w:t>
+      </w:r>
+    </w:p>
+    <w:p>
+      <w:pPr>
+        <w:pStyle w:val="Code"/>
+        <w:shd w:val="clear" w:color="auto" w:fill="F5F5F5"/>
+      </w:pPr>
+      <w:r>
+        <w:rPr>
+          <w:rFonts w:ascii="Consolas" w:hAnsi="Consolas" w:eastAsia="Microsoft YaHei"/>
+        </w:rPr>
+        <w:t xml:space="preserve">│  ├─ verify.mjs       5 项自动验证</w:t>
       </w:r>
     </w:p>
     <w:p>
@@ -519,55 +2006,55 @@
         <w:rPr>
           <w:rFonts w:ascii="Consolas" w:hAnsi="Consolas" w:eastAsia="Microsoft YaHei"/>
         </w:rPr>
-        <w:t xml:space="preserve">├─ plugin/             AGH 后端工具插件（注册 5 个 traffic_* 工具）</w:t>
-      </w:r>
-    </w:p>
-    <w:p>
-      <w:pPr>
-        <w:pStyle w:val="Code"/>
-        <w:shd w:val="clear" w:color="auto" w:fill="F5F5F5"/>
-      </w:pPr>
-      <w:r>
-        <w:rPr>
-          <w:rFonts w:ascii="Consolas" w:hAnsi="Consolas" w:eastAsia="Microsoft YaHei"/>
-        </w:rPr>
-        <w:t xml:space="preserve">├─ configs/scenarios.json  工况定义（正常 / 边界 / 失败样例）</w:t>
-      </w:r>
-    </w:p>
-    <w:p>
-      <w:pPr>
-        <w:pStyle w:val="Code"/>
-        <w:shd w:val="clear" w:color="auto" w:fill="F5F5F5"/>
-      </w:pPr>
-      <w:r>
-        <w:rPr>
-          <w:rFonts w:ascii="Consolas" w:hAnsi="Consolas" w:eastAsia="Microsoft YaHei"/>
-        </w:rPr>
-        <w:t xml:space="preserve">├─ tools/plugin-selftest.mjs  插件免模型自检</w:t>
-      </w:r>
-    </w:p>
-    <w:p>
-      <w:pPr>
-        <w:pStyle w:val="Code"/>
-        <w:shd w:val="clear" w:color="auto" w:fill="F5F5F5"/>
-      </w:pPr>
-      <w:r>
-        <w:rPr>
-          <w:rFonts w:ascii="Consolas" w:hAnsi="Consolas" w:eastAsia="Microsoft YaHei"/>
-        </w:rPr>
-        <w:t xml:space="preserve">├─ artifacts/          运行产物（报告、证据），由命令生成</w:t>
-      </w:r>
-    </w:p>
-    <w:p>
-      <w:pPr>
-        <w:pStyle w:val="Code"/>
-        <w:shd w:val="clear" w:color="auto" w:fill="F5F5F5"/>
-      </w:pPr>
-      <w:r>
-        <w:rPr>
-          <w:rFonts w:ascii="Consolas" w:hAnsi="Consolas" w:eastAsia="Microsoft YaHei"/>
-        </w:rPr>
-        <w:t xml:space="preserve">└─ docs/               方案、AGH 接入、SUMO 接入、路演脚本</w:t>
+        <w:t xml:space="preserve">├─ plugin/             AGH 后端工具插件，注册 5 个 traffic_* 工具</w:t>
+      </w:r>
+    </w:p>
+    <w:p>
+      <w:pPr>
+        <w:pStyle w:val="Code"/>
+        <w:shd w:val="clear" w:color="auto" w:fill="F5F5F5"/>
+      </w:pPr>
+      <w:r>
+        <w:rPr>
+          <w:rFonts w:ascii="Consolas" w:hAnsi="Consolas" w:eastAsia="Microsoft YaHei"/>
+        </w:rPr>
+        <w:t xml:space="preserve">├─ configs/scenarios.json   六个工况定义</w:t>
+      </w:r>
+    </w:p>
+    <w:p>
+      <w:pPr>
+        <w:pStyle w:val="Code"/>
+        <w:shd w:val="clear" w:color="auto" w:fill="F5F5F5"/>
+      </w:pPr>
+      <w:r>
+        <w:rPr>
+          <w:rFonts w:ascii="Consolas" w:hAnsi="Consolas" w:eastAsia="Microsoft YaHei"/>
+        </w:rPr>
+        <w:t xml:space="preserve">├─ tools/              plugin-selftest.mjs、preflight-publish.ps1、publish-github.ps1 等</w:t>
+      </w:r>
+    </w:p>
+    <w:p>
+      <w:pPr>
+        <w:pStyle w:val="Code"/>
+        <w:shd w:val="clear" w:color="auto" w:fill="F5F5F5"/>
+      </w:pPr>
+      <w:r>
+        <w:rPr>
+          <w:rFonts w:ascii="Consolas" w:hAnsi="Consolas" w:eastAsia="Microsoft YaHei"/>
+        </w:rPr>
+        <w:t xml:space="preserve">├─ artifacts/          运行产物（报告与验证结果；evidence/ 不入库）</w:t>
+      </w:r>
+    </w:p>
+    <w:p>
+      <w:pPr>
+        <w:pStyle w:val="Code"/>
+        <w:shd w:val="clear" w:color="auto" w:fill="F5F5F5"/>
+      </w:pPr>
+      <w:r>
+        <w:rPr>
+          <w:rFonts w:ascii="Consolas" w:hAnsi="Consolas" w:eastAsia="Microsoft YaHei"/>
+        </w:rPr>
+        <w:t xml:space="preserve">└─ docs/               01 项目方案 / 02 AGH 接入 / 03 SUMO / 04 路演脚本 / 05 交付说明 / 06 运行手册 / 07 发布手册</w:t>
       </w:r>
     </w:p>
     <w:p>
@@ -583,160 +2070,7 @@
         <w:pStyle w:val="Heading2"/>
       </w:pPr>
       <w:r>
-        <w:t xml:space="preserve">快速开始（Windows PowerShell）</w:t>
-      </w:r>
-    </w:p>
-    <w:p>
-      <w:pPr>
-        <w:pStyle w:val="Code"/>
-        <w:shd w:val="clear" w:color="auto" w:fill="F5F5F5"/>
-      </w:pPr>
-      <w:r>
-        <w:rPr>
-          <w:rFonts w:ascii="Consolas" w:hAnsi="Consolas" w:eastAsia="Microsoft YaHei"/>
-        </w:rPr>
-        <w:t xml:space="preserve">Set-Location 'D:\dev\agnes-project\agh-signal'</w:t>
-      </w:r>
-    </w:p>
-    <w:p>
-      <w:pPr>
-        <w:pStyle w:val="Code"/>
-        <w:shd w:val="clear" w:color="auto" w:fill="F5F5F5"/>
-      </w:pPr>
-      <w:r>
-        <w:rPr>
-          <w:rFonts w:ascii="Consolas" w:hAnsi="Consolas" w:eastAsia="Microsoft YaHei"/>
-        </w:rPr>
-        <w:t xml:space="preserve">node --version                                   # 需要 Node 24+</w:t>
-      </w:r>
-    </w:p>
-    <w:p>
-      <w:pPr>
-        <w:pStyle w:val="Code"/>
-        <w:shd w:val="clear" w:color="auto" w:fill="F5F5F5"/>
-      </w:pPr>
-      <w:r>
-        <w:rPr>
-          <w:rFonts w:ascii="Consolas" w:hAnsi="Consolas" w:eastAsia="Microsoft YaHei"/>
-        </w:rPr>
-        <w:t xml:space="preserve">node src\cli.mjs scenarios                       # 1. 看工况</w:t>
-      </w:r>
-    </w:p>
-    <w:p>
-      <w:pPr>
-        <w:pStyle w:val="Code"/>
-        <w:shd w:val="clear" w:color="auto" w:fill="F5F5F5"/>
-      </w:pPr>
-      <w:r>
-        <w:rPr>
-          <w:rFonts w:ascii="Consolas" w:hAnsi="Consolas" w:eastAsia="Microsoft YaHei"/>
-        </w:rPr>
-        <w:t xml:space="preserve">node src\cli.mjs selfcheck                       # 2. 各工况最优配时一览</w:t>
-      </w:r>
-    </w:p>
-    <w:p>
-      <w:pPr>
-        <w:pStyle w:val="Code"/>
-        <w:shd w:val="clear" w:color="auto" w:fill="F5F5F5"/>
-      </w:pPr>
-      <w:r>
-        <w:rPr>
-          <w:rFonts w:ascii="Consolas" w:hAnsi="Consolas" w:eastAsia="Microsoft YaHei"/>
-        </w:rPr>
-        <w:t xml:space="preserve">node src\cli.mjs report --scenario normal        # 3. 生成报告与验证证据</w:t>
-      </w:r>
-    </w:p>
-    <w:p>
-      <w:pPr>
-        <w:pStyle w:val="Code"/>
-        <w:shd w:val="clear" w:color="auto" w:fill="F5F5F5"/>
-      </w:pPr>
-      <w:r>
-        <w:rPr>
-          <w:rFonts w:ascii="Consolas" w:hAnsi="Consolas" w:eastAsia="Microsoft YaHei"/>
-        </w:rPr>
-        <w:t xml:space="preserve">node tools\plugin-selftest.mjs                   # 4. 插件免模型自检</w:t>
-      </w:r>
-    </w:p>
-    <w:p>
-      <w:pPr>
-        <w:pStyle w:val="Code"/>
-        <w:shd w:val="clear" w:color="auto" w:fill="F5F5F5"/>
-      </w:pPr>
-      <w:r>
-        <w:rPr>
-          <w:rFonts w:ascii="Consolas" w:hAnsi="Consolas" w:eastAsia="Microsoft YaHei"/>
-        </w:rPr>
-        <w:t xml:space="preserve">.\run-demo.ps1                                   # 等价的一键流程</w:t>
-      </w:r>
-    </w:p>
-    <w:p>
-      <w:pPr>
-        <w:spacing w:after="60"/>
-      </w:pPr>
-      <w:r>
-        <w:t xml:space="preserve"/>
-      </w:r>
-    </w:p>
-    <w:p>
-      <w:pPr>
-        <w:spacing w:before="40" w:after="80"/>
-      </w:pPr>
-      <w:r>
-        <w:t xml:space="preserve">产物落在 </w:t>
-      </w:r>
-      <w:r>
-        <w:rPr>
-          <w:rFonts w:ascii="Consolas" w:hAnsi="Consolas" w:eastAsia="Microsoft YaHei"/>
-        </w:rPr>
-        <w:t xml:space="preserve">artifacts/</w:t>
-      </w:r>
-      <w:r>
-        <w:t xml:space="preserve">：</w:t>
-      </w:r>
-      <w:r>
-        <w:rPr>
-          <w:rFonts w:ascii="Consolas" w:hAnsi="Consolas" w:eastAsia="Microsoft YaHei"/>
-        </w:rPr>
-        <w:t xml:space="preserve">report-normal.md</w:t>
-      </w:r>
-      <w:r>
-        <w:t xml:space="preserve">（寻优报告）、</w:t>
-      </w:r>
-      <w:r>
-        <w:rPr>
-          <w:rFonts w:ascii="Consolas" w:hAnsi="Consolas" w:eastAsia="Microsoft YaHei"/>
-        </w:rPr>
-        <w:t xml:space="preserve">verification.md</w:t>
-      </w:r>
-      <w:r>
-        <w:t xml:space="preserve">（验证报告）、</w:t>
-      </w:r>
-      <w:r>
-        <w:rPr>
-          <w:rFonts w:ascii="Consolas" w:hAnsi="Consolas" w:eastAsia="Microsoft YaHei"/>
-        </w:rPr>
-        <w:t xml:space="preserve">optimize-normal.json</w:t>
-      </w:r>
-      <w:r>
-        <w:t xml:space="preserve">、</w:t>
-      </w:r>
-      <w:r>
-        <w:rPr>
-          <w:rFonts w:ascii="Consolas" w:hAnsi="Consolas" w:eastAsia="Microsoft YaHei"/>
-        </w:rPr>
-        <w:t xml:space="preserve">verification.json</w:t>
-      </w:r>
-      <w:r>
-        <w:t xml:space="preserve">。</w:t>
-      </w:r>
-    </w:p>
-    <w:p>
-      <w:pPr>
-        <w:pStyle w:val="Heading2"/>
-      </w:pPr>
-      <w:r>
-        <w:t xml:space="preserve">命令一览</w:t>
+        <w:t xml:space="preserve">六、命令一览</w:t>
       </w:r>
     </w:p>
     <w:tbl>
@@ -976,52 +2310,61 @@
               </w:rPr>
               <w:t xml:space="preserve">node src/cli.mjs sumo-check</w:t>
             </w:r>
-          </w:p>
-        </w:tc>
-        <w:tc>
-          <w:tcPr>
-            <w:tcW w:w="4500" w:type="dxa"/>
-            <w:vAlign w:val="center"/>
-          </w:tcPr>
-          <w:p>
-            <w:pPr>
-              <w:spacing w:before="20" w:after="20"/>
-            </w:pPr>
-            <w:r>
-              <w:t xml:space="preserve">检查 SUMO 是否可用</w:t>
-            </w:r>
-          </w:p>
-        </w:tc>
-      </w:tr>
-      <w:tr>
-        <w:tc>
-          <w:tcPr>
-            <w:tcW w:w="4500" w:type="dxa"/>
-            <w:vAlign w:val="center"/>
-          </w:tcPr>
-          <w:p>
-            <w:pPr>
-              <w:spacing w:before="20" w:after="20"/>
-            </w:pPr>
+            <w:r>
+              <w:t xml:space="preserve"> / </w:t>
+            </w:r>
             <w:r>
               <w:rPr>
                 <w:rFonts w:ascii="Consolas" w:hAnsi="Consolas" w:eastAsia="Microsoft YaHei"/>
               </w:rPr>
-              <w:t xml:space="preserve">node src/cli.mjs sumo-sim --scenario normal --cycle 70 --green-ns 34</w:t>
-            </w:r>
-          </w:p>
-        </w:tc>
-        <w:tc>
-          <w:tcPr>
-            <w:tcW w:w="4500" w:type="dxa"/>
-            <w:vAlign w:val="center"/>
-          </w:tcPr>
-          <w:p>
-            <w:pPr>
-              <w:spacing w:before="20" w:after="20"/>
-            </w:pPr>
-            <w:r>
-              <w:t xml:space="preserve">用 SUMO 复核方案</w:t>
+              <w:t xml:space="preserve">sumo-sim …</w:t>
+            </w:r>
+          </w:p>
+        </w:tc>
+        <w:tc>
+          <w:tcPr>
+            <w:tcW w:w="4500" w:type="dxa"/>
+            <w:vAlign w:val="center"/>
+          </w:tcPr>
+          <w:p>
+            <w:pPr>
+              <w:spacing w:before="20" w:after="20"/>
+            </w:pPr>
+            <w:r>
+              <w:t xml:space="preserve">SUMO 可用性检查 / 微观仿真复核</w:t>
+            </w:r>
+          </w:p>
+        </w:tc>
+      </w:tr>
+      <w:tr>
+        <w:tc>
+          <w:tcPr>
+            <w:tcW w:w="4500" w:type="dxa"/>
+            <w:vAlign w:val="center"/>
+          </w:tcPr>
+          <w:p>
+            <w:pPr>
+              <w:spacing w:before="20" w:after="20"/>
+            </w:pPr>
+            <w:r>
+              <w:rPr>
+                <w:rFonts w:ascii="Consolas" w:hAnsi="Consolas" w:eastAsia="Microsoft YaHei"/>
+              </w:rPr>
+              <w:t xml:space="preserve">powershell -File run-demo.ps1</w:t>
+            </w:r>
+          </w:p>
+        </w:tc>
+        <w:tc>
+          <w:tcPr>
+            <w:tcW w:w="4500" w:type="dxa"/>
+            <w:vAlign w:val="center"/>
+          </w:tcPr>
+          <w:p>
+            <w:pPr>
+              <w:spacing w:before="20" w:after="20"/>
+            </w:pPr>
+            <w:r>
+              <w:t xml:space="preserve">Windows 一键流程</w:t>
             </w:r>
           </w:p>
         </w:tc>
@@ -1040,7 +2383,96 @@
         <w:pStyle w:val="Heading2"/>
       </w:pPr>
       <w:r>
-        <w:t xml:space="preserve">已知限制（写进作品说明更专业）</w:t>
+        <w:t xml:space="preserve">七、在 AGH 里使用（可选）</w:t>
+      </w:r>
+    </w:p>
+    <w:p>
+      <w:pPr>
+        <w:spacing w:before="40" w:after="80"/>
+      </w:pPr>
+      <w:r>
+        <w:t xml:space="preserve">插件把 CLI 包装成 5 个 Agent 工具（</w:t>
+      </w:r>
+      <w:r>
+        <w:rPr>
+          <w:rFonts w:ascii="Consolas" w:hAnsi="Consolas" w:eastAsia="Microsoft YaHei"/>
+        </w:rPr>
+        <w:t xml:space="preserve">traffic_scenarios</w:t>
+      </w:r>
+      <w:r>
+        <w:t xml:space="preserve"> / </w:t>
+      </w:r>
+      <w:r>
+        <w:rPr>
+          <w:rFonts w:ascii="Consolas" w:hAnsi="Consolas" w:eastAsia="Microsoft YaHei"/>
+        </w:rPr>
+        <w:t xml:space="preserve">traffic_simulate</w:t>
+      </w:r>
+      <w:r>
+        <w:t xml:space="preserve"> / </w:t>
+      </w:r>
+      <w:r>
+        <w:rPr>
+          <w:rFonts w:ascii="Consolas" w:hAnsi="Consolas" w:eastAsia="Microsoft YaHei"/>
+        </w:rPr>
+        <w:t xml:space="preserve">traffic_optimize</w:t>
+      </w:r>
+      <w:r>
+        <w:t xml:space="preserve"> /</w:t>
+      </w:r>
+    </w:p>
+    <w:p>
+      <w:pPr>
+        <w:spacing w:before="40" w:after="80"/>
+      </w:pPr>
+      <w:r>
+        <w:rPr>
+          <w:rFonts w:ascii="Consolas" w:hAnsi="Consolas" w:eastAsia="Microsoft YaHei"/>
+        </w:rPr>
+        <w:t xml:space="preserve">traffic_verify</w:t>
+      </w:r>
+      <w:r>
+        <w:t xml:space="preserve"> / </w:t>
+      </w:r>
+      <w:r>
+        <w:rPr>
+          <w:rFonts w:ascii="Consolas" w:hAnsi="Consolas" w:eastAsia="Microsoft YaHei"/>
+        </w:rPr>
+        <w:t xml:space="preserve">traffic_report</w:t>
+      </w:r>
+      <w:r>
+        <w:t xml:space="preserve">），让模型直接驱动整条闭环。安装、审核、启用与会话取证步骤见</w:t>
+      </w:r>
+    </w:p>
+    <w:p>
+      <w:pPr>
+        <w:spacing w:before="40" w:after="80"/>
+      </w:pPr>
+      <w:r>
+        <w:rPr>
+          <w:rFonts w:ascii="Consolas" w:hAnsi="Consolas" w:eastAsia="Microsoft YaHei"/>
+        </w:rPr>
+        <w:t xml:space="preserve">docs/02-AGH接入与证据.md</w:t>
+      </w:r>
+      <w:r>
+        <w:t xml:space="preserve">；插件通过环境变量 </w:t>
+      </w:r>
+      <w:r>
+        <w:rPr>
+          <w:rFonts w:ascii="Consolas" w:hAnsi="Consolas" w:eastAsia="Microsoft YaHei"/>
+        </w:rPr>
+        <w:t xml:space="preserve">AGH_SIGNAL_HOME</w:t>
+      </w:r>
+      <w:r>
+        <w:t xml:space="preserve"> 定位本仓库。</w:t>
+      </w:r>
+    </w:p>
+    <w:p>
+      <w:pPr>
+        <w:pStyle w:val="Heading2"/>
+      </w:pPr>
+      <w:r>
+        <w:t xml:space="preserve">八、已知限制（如实说明）</w:t>
       </w:r>
     </w:p>
     <w:p>
@@ -1049,7 +2481,7 @@
         <w:spacing w:before="20" w:after="20"/>
       </w:pPr>
       <w:r>
-        <w:t xml:space="preserve">1. 分析模型是确定性宏观模型（Webster 延误），不含随机到达波动、行人相位、公交优先、干线协调。</w:t>
+        <w:t xml:space="preserve">1. 分析模型是确定性宏观模型（Webster 延误），不含随机到达波动、行人相位、公交优先、干线协调；</w:t>
       </w:r>
     </w:p>
     <w:p>
@@ -1058,7 +2490,7 @@
         <w:spacing w:before="20" w:after="20"/>
       </w:pPr>
       <w:r>
-        <w:t xml:space="preserve">2. 左转按允许式处理，饱和流率取经验值，未做车道级几何标定。</w:t>
+        <w:t xml:space="preserve">2. 左转按允许式处理，饱和流率取经验值，未做车道级几何标定；</w:t>
       </w:r>
     </w:p>
     <w:p>
@@ -1067,7 +2499,7 @@
         <w:spacing w:before="20" w:after="20"/>
       </w:pPr>
       <w:r>
-        <w:t xml:space="preserve">3. SUMO 交叉验证需要本机安装 SUMO，且相位映射需人工核对一次（见 docs/03）。</w:t>
+        <w:t xml:space="preserve">3. 工况流量目前为占位数（正常工况 2580 veh/h），正式使用前应替换为目标路口的公开或实测流量；</w:t>
       </w:r>
     </w:p>
     <w:p>
@@ -1076,7 +2508,65 @@
         <w:spacing w:before="20" w:after="20"/>
       </w:pPr>
       <w:r>
-        <w:t xml:space="preserve">4. 该工具链输出的是"配时建议 + 验证证据"，不直接下发到信号机，不承诺现场直接可用。</w:t>
+        <w:t xml:space="preserve">4. SUMO 交叉验证需要本机安装 SUMO，且相位映射需人工核对一次；</w:t>
+      </w:r>
+    </w:p>
+    <w:p>
+      <w:pPr>
+        <w:ind w:left="360"/>
+        <w:spacing w:before="20" w:after="20"/>
+      </w:pPr>
+      <w:r>
+        <w:t xml:space="preserve">5. 本工具输出的是"配时建议 + 验证证据"，</w:t>
+      </w:r>
+      <w:r>
+        <w:rPr>
+          <w:b/>
+        </w:rPr>
+        <w:t xml:space="preserve">不直接下发信号机</w:t>
+      </w:r>
+      <w:r>
+        <w:t xml:space="preserve">，不承诺现场直接可用；</w:t>
+      </w:r>
+    </w:p>
+    <w:p>
+      <w:pPr>
+        <w:ind w:left="360"/>
+        <w:spacing w:before="20" w:after="20"/>
+      </w:pPr>
+      <w:r>
+        <w:t xml:space="preserve">6. 运行环境为 Windows + Node 24，AGH 官方记录的验证平台是 macOS，跨平台差异见 </w:t>
+      </w:r>
+      <w:r>
+        <w:rPr>
+          <w:rFonts w:ascii="Consolas" w:hAnsi="Consolas" w:eastAsia="Microsoft YaHei"/>
+        </w:rPr>
+        <w:t xml:space="preserve">docs/05</w:t>
+      </w:r>
+      <w:r>
+        <w:t xml:space="preserve">。</w:t>
+      </w:r>
+    </w:p>
+    <w:p>
+      <w:pPr>
+        <w:pStyle w:val="Heading2"/>
+      </w:pPr>
+      <w:r>
+        <w:t xml:space="preserve">九、许可</w:t>
+      </w:r>
+    </w:p>
+    <w:p>
+      <w:pPr>
+        <w:spacing w:before="40" w:after="80"/>
+      </w:pPr>
+      <w:r>
+        <w:t xml:space="preserve">MIT，见 </w:t>
+      </w:r>
+      <w:r>
+        <w:t xml:space="preserve">LICENSE</w:t>
+      </w:r>
+      <w:r>
+        <w:t xml:space="preserve">。</w:t>
       </w:r>
     </w:p>
     <w:p>
@@ -10979,6 +12469,241 @@
       </w:pPr>
       <w:r>
         <w:t xml:space="preserve">D 盘项目还不是 git 仓库。</w:t>
+      </w:r>
+    </w:p>
+    <w:p>
+      <w:pPr>
+        <w:spacing w:before="40" w:after="80"/>
+      </w:pPr>
+      <w:r>
+        <w:rPr>
+          <w:b/>
+        </w:rPr>
+        <w:t xml:space="preserve">从压缩包同步项目时注意</w:t>
+      </w:r>
+      <w:r>
+        <w:t xml:space="preserve">：新版压缩包带顶层 </w:t>
+      </w:r>
+      <w:r>
+        <w:rPr>
+          <w:rFonts w:ascii="Consolas" w:hAnsi="Consolas" w:eastAsia="Microsoft YaHei"/>
+        </w:rPr>
+        <w:t xml:space="preserve">agh-signal\</w:t>
+      </w:r>
+      <w:r>
+        <w:t xml:space="preserve"> 目录，正确做法是</w:t>
+      </w:r>
+    </w:p>
+    <w:p>
+      <w:pPr>
+        <w:pStyle w:val="Code"/>
+        <w:shd w:val="clear" w:color="auto" w:fill="F5F5F5"/>
+      </w:pPr>
+      <w:r>
+        <w:rPr>
+          <w:rFonts w:ascii="Consolas" w:hAnsi="Consolas" w:eastAsia="Microsoft YaHei"/>
+        </w:rPr>
+        <w:t xml:space="preserve">Expand-Archive -Path '&lt;交付目录&gt;\agh-signal-package.zip' -DestinationPath 'D:\dev\agnes-project' -Force</w:t>
+      </w:r>
+    </w:p>
+    <w:p>
+      <w:pPr>
+        <w:pStyle w:val="Code"/>
+        <w:shd w:val="clear" w:color="auto" w:fill="F5F5F5"/>
+      </w:pPr>
+      <w:r>
+        <w:rPr>
+          <w:rFonts w:ascii="Consolas" w:hAnsi="Consolas" w:eastAsia="Microsoft YaHei"/>
+        </w:rPr>
+        <w:t xml:space="preserve"># 结果：D:\dev\agnes-project\agh-signal\...</w:t>
+      </w:r>
+    </w:p>
+    <w:p>
+      <w:pPr>
+        <w:spacing w:after="60"/>
+      </w:pPr>
+      <w:r>
+        <w:t xml:space="preserve"/>
+      </w:r>
+    </w:p>
+    <w:p>
+      <w:pPr>
+        <w:spacing w:before="40" w:after="80"/>
+      </w:pPr>
+      <w:r>
+        <w:t xml:space="preserve">早期版本的压缩包</w:t>
+      </w:r>
+      <w:r>
+        <w:rPr>
+          <w:b/>
+        </w:rPr>
+        <w:t xml:space="preserve">不带</w:t>
+      </w:r>
+      <w:r>
+        <w:t xml:space="preserve">顶层目录，直接解到 </w:t>
+      </w:r>
+      <w:r>
+        <w:rPr>
+          <w:rFonts w:ascii="Consolas" w:hAnsi="Consolas" w:eastAsia="Microsoft YaHei"/>
+        </w:rPr>
+        <w:t xml:space="preserve">D:\dev\agnes-project</w:t>
+      </w:r>
+      <w:r>
+        <w:t xml:space="preserve"> 会把 </w:t>
+      </w:r>
+      <w:r>
+        <w:rPr>
+          <w:rFonts w:ascii="Consolas" w:hAnsi="Consolas" w:eastAsia="Microsoft YaHei"/>
+        </w:rPr>
+        <w:t xml:space="preserve">src\ tools\ docs\</w:t>
+      </w:r>
+    </w:p>
+    <w:p>
+      <w:pPr>
+        <w:spacing w:before="40" w:after="80"/>
+      </w:pPr>
+      <w:r>
+        <w:t xml:space="preserve">散落到父目录里；如果已经发生，按下面的方式并入项目目录再删除散落副本（先看清单再删，别误删证据）：</w:t>
+      </w:r>
+    </w:p>
+    <w:p>
+      <w:pPr>
+        <w:pStyle w:val="Code"/>
+        <w:shd w:val="clear" w:color="auto" w:fill="F5F5F5"/>
+      </w:pPr>
+      <w:r>
+        <w:rPr>
+          <w:rFonts w:ascii="Consolas" w:hAnsi="Consolas" w:eastAsia="Microsoft YaHei"/>
+        </w:rPr>
+        <w:t xml:space="preserve">$src = 'D:\dev\agnes-project'</w:t>
+      </w:r>
+    </w:p>
+    <w:p>
+      <w:pPr>
+        <w:pStyle w:val="Code"/>
+        <w:shd w:val="clear" w:color="auto" w:fill="F5F5F5"/>
+      </w:pPr>
+      <w:r>
+        <w:rPr>
+          <w:rFonts w:ascii="Consolas" w:hAnsi="Consolas" w:eastAsia="Microsoft YaHei"/>
+        </w:rPr>
+        <w:t xml:space="preserve">$dst = 'D:\dev\agnes-project\agh-signal'</w:t>
+      </w:r>
+    </w:p>
+    <w:p>
+      <w:pPr>
+        <w:pStyle w:val="Code"/>
+        <w:shd w:val="clear" w:color="auto" w:fill="F5F5F5"/>
+      </w:pPr>
+      <w:r>
+        <w:rPr>
+          <w:rFonts w:ascii="Consolas" w:hAnsi="Consolas" w:eastAsia="Microsoft YaHei"/>
+        </w:rPr>
+        <w:t xml:space="preserve">Get-ChildItem $src -Force | Where-Object { $_.Name -in @('artifacts','configs','docs','plugin','src','tools') }</w:t>
+      </w:r>
+    </w:p>
+    <w:p>
+      <w:pPr>
+        <w:pStyle w:val="Code"/>
+        <w:shd w:val="clear" w:color="auto" w:fill="F5F5F5"/>
+      </w:pPr>
+      <w:r>
+        <w:rPr>
+          <w:rFonts w:ascii="Consolas" w:hAnsi="Consolas" w:eastAsia="Microsoft YaHei"/>
+        </w:rPr>
+        <w:t xml:space="preserve"> </w:t>
+      </w:r>
+    </w:p>
+    <w:p>
+      <w:pPr>
+        <w:pStyle w:val="Code"/>
+        <w:shd w:val="clear" w:color="auto" w:fill="F5F5F5"/>
+      </w:pPr>
+      <w:r>
+        <w:rPr>
+          <w:rFonts w:ascii="Consolas" w:hAnsi="Consolas" w:eastAsia="Microsoft YaHei"/>
+        </w:rPr>
+        <w:t xml:space="preserve">foreach ($d in @('artifacts','configs','docs','plugin','src','tools')) {</w:t>
+      </w:r>
+    </w:p>
+    <w:p>
+      <w:pPr>
+        <w:pStyle w:val="Code"/>
+        <w:shd w:val="clear" w:color="auto" w:fill="F5F5F5"/>
+      </w:pPr>
+      <w:r>
+        <w:rPr>
+          <w:rFonts w:ascii="Consolas" w:hAnsi="Consolas" w:eastAsia="Microsoft YaHei"/>
+        </w:rPr>
+        <w:t xml:space="preserve">  robocopy "$src\$d" "$dst\$d" /E /IS /IT /NFL /NDL /NJH /NJS /NP | Out-Null</w:t>
+      </w:r>
+    </w:p>
+    <w:p>
+      <w:pPr>
+        <w:pStyle w:val="Code"/>
+        <w:shd w:val="clear" w:color="auto" w:fill="F5F5F5"/>
+      </w:pPr>
+      <w:r>
+        <w:rPr>
+          <w:rFonts w:ascii="Consolas" w:hAnsi="Consolas" w:eastAsia="Microsoft YaHei"/>
+        </w:rPr>
+        <w:t xml:space="preserve">}</w:t>
+      </w:r>
+    </w:p>
+    <w:p>
+      <w:pPr>
+        <w:pStyle w:val="Code"/>
+        <w:shd w:val="clear" w:color="auto" w:fill="F5F5F5"/>
+      </w:pPr>
+      <w:r>
+        <w:rPr>
+          <w:rFonts w:ascii="Consolas" w:hAnsi="Consolas" w:eastAsia="Microsoft YaHei"/>
+        </w:rPr>
+        <w:t xml:space="preserve">foreach ($f in @('.gitignore','.gitattributes','LICENSE','README.md','run-demo.ps1')) {</w:t>
+      </w:r>
+    </w:p>
+    <w:p>
+      <w:pPr>
+        <w:pStyle w:val="Code"/>
+        <w:shd w:val="clear" w:color="auto" w:fill="F5F5F5"/>
+      </w:pPr>
+      <w:r>
+        <w:rPr>
+          <w:rFonts w:ascii="Consolas" w:hAnsi="Consolas" w:eastAsia="Microsoft YaHei"/>
+        </w:rPr>
+        <w:t xml:space="preserve">  Copy-Item "$src\$f" "$dst\$f" -Force</w:t>
+      </w:r>
+    </w:p>
+    <w:p>
+      <w:pPr>
+        <w:pStyle w:val="Code"/>
+        <w:shd w:val="clear" w:color="auto" w:fill="F5F5F5"/>
+      </w:pPr>
+      <w:r>
+        <w:rPr>
+          <w:rFonts w:ascii="Consolas" w:hAnsi="Consolas" w:eastAsia="Microsoft YaHei"/>
+        </w:rPr>
+        <w:t xml:space="preserve">}</w:t>
+      </w:r>
+    </w:p>
+    <w:p>
+      <w:pPr>
+        <w:pStyle w:val="Code"/>
+        <w:shd w:val="clear" w:color="auto" w:fill="F5F5F5"/>
+      </w:pPr>
+      <w:r>
+        <w:rPr>
+          <w:rFonts w:ascii="Consolas" w:hAnsi="Consolas" w:eastAsia="Microsoft YaHei"/>
+        </w:rPr>
+        <w:t xml:space="preserve"># 确认项目目录已齐全后，再删父目录里的散落副本（evidence 在 agh-signal\artifacts\evidence，别删错）</w:t>
+      </w:r>
+    </w:p>
+    <w:p>
+      <w:pPr>
+        <w:spacing w:after="60"/>
+      </w:pPr>
+      <w:r>
+        <w:t xml:space="preserve"/>
       </w:r>
     </w:p>
     <w:p>
